--- a/research_materials/system_design/Derivation_WANG_HAOXIN.docx
+++ b/research_materials/system_design/Derivation_WANG_HAOXIN.docx
@@ -717,8 +717,16 @@
       <w:pPr>
         <w:rPr>
           <w:rFonts w:hint="eastAsia"/>
+          <w:b/>
+          <w:bCs/>
+          <w:color w:val="E54C5E" w:themeColor="accent6"/>
           <w:position w:val="-24"/>
           <w:lang w:val="en-US" w:eastAsia="zh-CN"/>
+          <w14:textFill>
+            <w14:solidFill>
+              <w14:schemeClr w14:val="accent6"/>
+            </w14:solidFill>
+          </w14:textFill>
         </w:rPr>
       </w:pPr>
       <w:r>
@@ -727,7 +735,23 @@
           <w:position w:val="-24"/>
           <w:lang w:val="en-US" w:eastAsia="zh-CN"/>
         </w:rPr>
-        <w:t>其中: α(t)=kdiff​(t)⋅αws​(t)+(1−kdiff​(t))⋅αbs​(θSun​,t)</w:t>
+        <w:t xml:space="preserve">其中: </w:t>
+      </w:r>
+      <w:r>
+        <w:rPr>
+          <w:rFonts w:hint="eastAsia"/>
+          <w:b/>
+          <w:bCs/>
+          <w:color w:val="E54C5E" w:themeColor="accent6"/>
+          <w:position w:val="-24"/>
+          <w:lang w:val="en-US" w:eastAsia="zh-CN"/>
+          <w14:textFill>
+            <w14:solidFill>
+              <w14:schemeClr w14:val="accent6"/>
+            </w14:solidFill>
+          </w14:textFill>
+        </w:rPr>
+        <w:t>α(t)=kdiff​(t)⋅αws​(t)+(1−kdiff​(t))⋅αbs​(θSun​,t)</w:t>
       </w:r>
     </w:p>
     <w:p>
@@ -1212,219 +1236,1021 @@
     <w:p>
       <w:pPr>
         <w:rPr>
-          <w:rFonts w:hint="default"/>
-          <w:position w:val="-14"/>
-        </w:rPr>
-      </w:pPr>
-    </w:p>
-    <w:p>
-      <w:pPr>
-        <w:rPr>
-          <w:rFonts w:hint="default"/>
-          <w:position w:val="-14"/>
-        </w:rPr>
-      </w:pPr>
-      <w:r>
-        <w:rPr>
-          <w:rFonts w:hint="default"/>
-          <w:position w:val="-14"/>
-        </w:rPr>
-        <w:t xml:space="preserve">公式体现： </w:t>
-      </w:r>
-      <w:r>
-        <w:rPr>
-          <w:b/>
-          <w:bCs/>
-          <w:position w:val="-14"/>
-        </w:rPr>
-        <w:t>T</w:t>
-      </w:r>
-      <w:r>
-        <w:rPr>
-          <w:rFonts w:hint="default"/>
-          <w:b/>
-          <w:bCs/>
-          <w:position w:val="-14"/>
-        </w:rPr>
-        <w:t>I</w:t>
-      </w:r>
-      <w:r>
-        <w:rPr>
-          <w:b/>
-          <w:bCs/>
-          <w:position w:val="-14"/>
-        </w:rPr>
-        <w:t>(</w:t>
-      </w:r>
-      <w:r>
-        <w:rPr>
-          <w:rFonts w:hint="default"/>
-          <w:b/>
-          <w:bCs/>
-          <w:position w:val="-14"/>
-        </w:rPr>
-        <w:t>t)=DNI(t)⋅cos(AOI)⋅fIAM​(AOI)+DHI(t)⋅fIAM,diff​+GD(t)</w:t>
-      </w:r>
-      <w:r>
-        <w:rPr>
-          <w:rFonts w:hint="default"/>
-          <w:position w:val="-14"/>
-        </w:rPr>
-        <w:t>，其中 fIAM​ 随入射角动态变化。</w:t>
-      </w:r>
-    </w:p>
-    <w:p>
-      <w:pPr>
-        <w:rPr>
-          <w:rFonts w:hint="default"/>
-          <w:position w:val="-14"/>
-        </w:rPr>
-      </w:pPr>
-    </w:p>
-    <w:p>
-      <w:pPr>
-        <w:rPr>
-          <w:rFonts w:hint="default"/>
-          <w:position w:val="-14"/>
-        </w:rPr>
-      </w:pPr>
-      <w:r>
-        <w:rPr>
-          <w:rFonts w:hint="eastAsia"/>
-          <w:position w:val="-14"/>
-          <w:lang w:val="en-US" w:eastAsia="zh-CN"/>
-        </w:rPr>
-        <w:t xml:space="preserve">** </w:t>
-      </w:r>
-      <w:r>
-        <w:rPr>
-          <w:rFonts w:hint="default"/>
-          <w:position w:val="-14"/>
-        </w:rPr>
-        <w:t>TIopt(t)=Direct+正面天空散DHI(t)⋅</w:t>
-      </w:r>
-      <w:r>
-        <w:rPr>
-          <w:rFonts w:hint="eastAsia"/>
-          <w:position w:val="-14"/>
-          <w:lang w:val="en-US" w:eastAsia="zh-CN"/>
-        </w:rPr>
-        <w:t>(</w:t>
-      </w:r>
-      <w:r>
-        <w:rPr>
-          <w:rFonts w:hint="default"/>
-          <w:position w:val="-14"/>
-        </w:rPr>
-        <w:t>1+cosβ</w:t>
-      </w:r>
-      <w:r>
-        <w:rPr>
-          <w:rFonts w:hint="eastAsia"/>
-          <w:position w:val="-14"/>
-          <w:lang w:val="en-US" w:eastAsia="zh-CN"/>
-        </w:rPr>
-        <w:t>)/2</w:t>
-      </w:r>
-      <w:r>
-        <w:rPr>
-          <w:rFonts w:hint="default"/>
-          <w:position w:val="-14"/>
-        </w:rPr>
-        <w:t>+正面地面反射GHI(t)</w:t>
-      </w:r>
-      <w:r>
-        <w:rPr>
-          <w:rFonts w:hint="eastAsia"/>
-          <w:position w:val="-14"/>
-          <w:lang w:val="en-US" w:eastAsia="zh-CN"/>
-        </w:rPr>
-        <w:t xml:space="preserve"> </w:t>
-      </w:r>
-      <w:r>
-        <w:rPr>
-          <w:rFonts w:hint="default"/>
-          <w:position w:val="-14"/>
+          <w:rFonts w:hint="eastAsia"/>
+          <w:b/>
+          <w:bCs/>
+          <w:color w:val="E54C5E" w:themeColor="accent6"/>
+          <w:position w:val="-24"/>
+          <w:lang w:val="en-US" w:eastAsia="zh-CN"/>
+          <w14:textFill>
+            <w14:solidFill>
+              <w14:schemeClr w14:val="accent6"/>
+            </w14:solidFill>
+          </w14:textFill>
+        </w:rPr>
+      </w:pPr>
+    </w:p>
+    <w:p>
+      <w:pPr>
+        <w:rPr>
+          <w:rFonts w:hint="default"/>
+          <w:b/>
+          <w:bCs/>
+          <w:color w:val="E54C5E" w:themeColor="accent6"/>
+          <w:position w:val="-14"/>
+          <w:lang w:val="en-US" w:eastAsia="zh-CN"/>
+          <w14:textFill>
+            <w14:solidFill>
+              <w14:schemeClr w14:val="accent6"/>
+            </w14:solidFill>
+          </w14:textFill>
+        </w:rPr>
+      </w:pPr>
+      <w:r>
+        <w:rPr>
+          <w:rFonts w:hint="default"/>
+          <w:b/>
+          <w:bCs/>
+          <w:color w:val="E54C5E" w:themeColor="accent6"/>
+          <w:position w:val="-14"/>
+          <w:lang w:val="en-US" w:eastAsia="zh-CN"/>
+          <w14:textFill>
+            <w14:solidFill>
+              <w14:schemeClr w14:val="accent6"/>
+            </w14:solidFill>
+          </w14:textFill>
+        </w:rPr>
+        <w:t>TI(t)=DNI(t)</w:t>
+      </w:r>
+      <w:r>
+        <w:rPr>
+          <w:rFonts w:hint="eastAsia"/>
+          <w:b/>
+          <w:bCs/>
+          <w:color w:val="E54C5E" w:themeColor="accent6"/>
+          <w:position w:val="-14"/>
+          <w:lang w:val="en-US" w:eastAsia="zh-CN"/>
+          <w14:textFill>
+            <w14:solidFill>
+              <w14:schemeClr w14:val="accent6"/>
+            </w14:solidFill>
+          </w14:textFill>
+        </w:rPr>
+        <w:t>*</w:t>
+      </w:r>
+      <w:r>
+        <w:rPr>
+          <w:rFonts w:hint="default"/>
+          <w:b/>
+          <w:bCs/>
+          <w:color w:val="E54C5E" w:themeColor="accent6"/>
+          <w:position w:val="-14"/>
+          <w:lang w:val="en-US" w:eastAsia="zh-CN"/>
+          <w14:textFill>
+            <w14:solidFill>
+              <w14:schemeClr w14:val="accent6"/>
+            </w14:solidFill>
+          </w14:textFill>
+        </w:rPr>
+        <w:t>cos(AOI)</w:t>
+      </w:r>
+      <w:r>
+        <w:rPr>
+          <w:rFonts w:hint="eastAsia"/>
+          <w:b/>
+          <w:bCs/>
+          <w:color w:val="E54C5E" w:themeColor="accent6"/>
+          <w:position w:val="-14"/>
+          <w:lang w:val="en-US" w:eastAsia="zh-CN"/>
+          <w14:textFill>
+            <w14:solidFill>
+              <w14:schemeClr w14:val="accent6"/>
+            </w14:solidFill>
+          </w14:textFill>
+        </w:rPr>
+        <w:t>*</w:t>
+      </w:r>
+      <w:r>
+        <w:rPr>
+          <w:rFonts w:hint="default"/>
+          <w:b/>
+          <w:bCs/>
+          <w:color w:val="E54C5E" w:themeColor="accent6"/>
+          <w:position w:val="-14"/>
+          <w:lang w:val="en-US" w:eastAsia="zh-CN"/>
+          <w14:textFill>
+            <w14:solidFill>
+              <w14:schemeClr w14:val="accent6"/>
+            </w14:solidFill>
+          </w14:textFill>
+        </w:rPr>
+        <w:t>fIAM(AOI)</w:t>
+      </w:r>
+      <w:r>
+        <w:rPr>
+          <w:rFonts w:hint="eastAsia"/>
+          <w:b/>
+          <w:bCs/>
+          <w:color w:val="E54C5E" w:themeColor="accent6"/>
+          <w:position w:val="-14"/>
+          <w:lang w:val="en-US" w:eastAsia="zh-CN"/>
+          <w14:textFill>
+            <w14:solidFill>
+              <w14:schemeClr w14:val="accent6"/>
+            </w14:solidFill>
+          </w14:textFill>
+        </w:rPr>
+        <w:t>+</w:t>
+      </w:r>
+      <w:r>
+        <w:rPr>
+          <w:rFonts w:hint="default"/>
+          <w:b/>
+          <w:bCs/>
+          <w:color w:val="E54C5E" w:themeColor="accent6"/>
+          <w:position w:val="-14"/>
+          <w:lang w:val="en-US" w:eastAsia="zh-CN"/>
+          <w14:textFill>
+            <w14:solidFill>
+              <w14:schemeClr w14:val="accent6"/>
+            </w14:solidFill>
+          </w14:textFill>
+        </w:rPr>
+        <w:t>DHI(t)</w:t>
+      </w:r>
+      <w:r>
+        <w:rPr>
+          <w:rFonts w:hint="eastAsia"/>
+          <w:b/>
+          <w:bCs/>
+          <w:color w:val="E54C5E" w:themeColor="accent6"/>
+          <w:position w:val="-14"/>
+          <w:lang w:val="en-US" w:eastAsia="zh-CN"/>
+          <w14:textFill>
+            <w14:solidFill>
+              <w14:schemeClr w14:val="accent6"/>
+            </w14:solidFill>
+          </w14:textFill>
+        </w:rPr>
+        <w:t>*</w:t>
+      </w:r>
+      <w:r>
+        <w:rPr>
+          <w:rFonts w:hint="default"/>
+          <w:b/>
+          <w:bCs/>
+          <w:color w:val="E54C5E" w:themeColor="accent6"/>
+          <w:position w:val="-14"/>
+          <w:lang w:val="en-US" w:eastAsia="zh-CN"/>
+          <w14:textFill>
+            <w14:solidFill>
+              <w14:schemeClr w14:val="accent6"/>
+            </w14:solidFill>
+          </w14:textFill>
+        </w:rPr>
+        <w:t>fIAM,diff</w:t>
+      </w:r>
+      <w:r>
+        <w:rPr>
+          <w:rFonts w:hint="eastAsia"/>
+          <w:b/>
+          <w:bCs/>
+          <w:color w:val="E54C5E" w:themeColor="accent6"/>
+          <w:position w:val="-14"/>
+          <w:lang w:val="en-US" w:eastAsia="zh-CN"/>
+          <w14:textFill>
+            <w14:solidFill>
+              <w14:schemeClr w14:val="accent6"/>
+            </w14:solidFill>
+          </w14:textFill>
+        </w:rPr>
+        <w:t>*(</w:t>
+      </w:r>
+      <w:r>
+        <w:rPr>
+          <w:rFonts w:hint="default"/>
+          <w:b/>
+          <w:bCs/>
+          <w:color w:val="E54C5E" w:themeColor="accent6"/>
+          <w:position w:val="-14"/>
+          <w:lang w:val="en-US" w:eastAsia="zh-CN"/>
+          <w14:textFill>
+            <w14:solidFill>
+              <w14:schemeClr w14:val="accent6"/>
+            </w14:solidFill>
+          </w14:textFill>
+        </w:rPr>
+        <w:t>(1+cosβ)</w:t>
+      </w:r>
+      <w:r>
+        <w:rPr>
+          <w:rFonts w:hint="eastAsia"/>
+          <w:b/>
+          <w:bCs/>
+          <w:color w:val="E54C5E" w:themeColor="accent6"/>
+          <w:position w:val="-14"/>
+          <w:lang w:val="en-US" w:eastAsia="zh-CN"/>
+          <w14:textFill>
+            <w14:solidFill>
+              <w14:schemeClr w14:val="accent6"/>
+            </w14:solidFill>
+          </w14:textFill>
+        </w:rPr>
+        <w:t xml:space="preserve">/2)+ </w:t>
+      </w:r>
+      <w:r>
+        <w:rPr>
+          <w:rFonts w:hint="default"/>
+          <w:b/>
+          <w:bCs/>
+          <w:color w:val="E54C5E" w:themeColor="accent6"/>
+          <w:position w:val="-14"/>
+          <w:lang w:val="en-US" w:eastAsia="zh-CN"/>
+          <w14:textFill>
+            <w14:solidFill>
+              <w14:schemeClr w14:val="accent6"/>
+            </w14:solidFill>
+          </w14:textFill>
+        </w:rPr>
+        <w:t>GHI(t)</w:t>
+      </w:r>
+      <w:r>
+        <w:rPr>
+          <w:rFonts w:hint="eastAsia"/>
+          <w:b/>
+          <w:bCs/>
+          <w:color w:val="E54C5E" w:themeColor="accent6"/>
+          <w:position w:val="-14"/>
+          <w:lang w:val="en-US" w:eastAsia="zh-CN"/>
+          <w14:textFill>
+            <w14:solidFill>
+              <w14:schemeClr w14:val="accent6"/>
+            </w14:solidFill>
+          </w14:textFill>
+        </w:rPr>
+        <w:t>*</w:t>
+      </w:r>
+      <w:r>
+        <w:rPr>
+          <w:rFonts w:hint="default"/>
+          <w:b/>
+          <w:bCs/>
+          <w:color w:val="E54C5E" w:themeColor="accent6"/>
+          <w:position w:val="-14"/>
+          <w:lang w:val="en-US" w:eastAsia="zh-CN"/>
+          <w14:textFill>
+            <w14:solidFill>
+              <w14:schemeClr w14:val="accent6"/>
+            </w14:solidFill>
+          </w14:textFill>
         </w:rPr>
         <w:t>αeff′(t)</w:t>
       </w:r>
       <w:r>
         <w:rPr>
           <w:rFonts w:hint="eastAsia"/>
-          <w:position w:val="-14"/>
-          <w:lang w:val="en-US" w:eastAsia="zh-CN"/>
-        </w:rPr>
-        <w:t>(</w:t>
-      </w:r>
-      <w:r>
-        <w:rPr>
-          <w:rFonts w:hint="default"/>
-          <w:position w:val="-14"/>
-        </w:rPr>
-        <w:t>1+cosβ</w:t>
-      </w:r>
-      <w:r>
-        <w:rPr>
-          <w:rFonts w:hint="eastAsia"/>
-          <w:position w:val="-14"/>
-          <w:lang w:val="en-US" w:eastAsia="zh-CN"/>
-        </w:rPr>
-        <w:t>)/2</w:t>
-      </w:r>
-    </w:p>
-    <w:p>
-      <w:pPr>
-        <w:rPr>
-          <w:rFonts w:hint="eastAsia"/>
-          <w:position w:val="-14"/>
-          <w:lang w:val="en-US" w:eastAsia="zh-CN"/>
-        </w:rPr>
-      </w:pPr>
-      <w:r>
-        <w:rPr>
-          <w:rFonts w:hint="eastAsia"/>
-          <w:position w:val="-14"/>
-          <w:lang w:val="en-US" w:eastAsia="zh-CN"/>
-        </w:rPr>
-        <w:t>***</w:t>
-      </w:r>
-    </w:p>
-    <w:p>
-      <w:pPr>
-        <w:rPr>
-          <w:rFonts w:hint="default"/>
-          <w:position w:val="-14"/>
-          <w:lang w:val="en-US" w:eastAsia="zh-CN"/>
-        </w:rPr>
-      </w:pPr>
-      <w:r>
-        <w:rPr>
-          <w:rFonts w:hint="eastAsia"/>
-          <w:position w:val="-14"/>
-          <w:lang w:val="en-US" w:eastAsia="zh-CN"/>
-        </w:rPr>
-        <w:t>------------------------------------------------------------------------------------------------------------------------------</w:t>
-      </w:r>
-    </w:p>
-    <w:p>
-      <w:pPr>
-        <w:rPr>
-          <w:rFonts w:hint="default"/>
-          <w:position w:val="-14"/>
-        </w:rPr>
-      </w:pPr>
-      <w:r>
-        <w:rPr>
-          <w:position w:val="-14"/>
-        </w:rPr>
-        <w:t>在代码中强制执行一个判定：if Solar_Elevation &lt; 10: alpha(t) = 修正值</w:t>
-      </w:r>
-      <w:r>
-        <w:rPr>
-          <w:rFonts w:hint="default"/>
-          <w:position w:val="-14"/>
-        </w:rPr>
-        <w:t>。</w:t>
+          <w:b/>
+          <w:bCs/>
+          <w:color w:val="E54C5E" w:themeColor="accent6"/>
+          <w:position w:val="-14"/>
+          <w:lang w:val="en-US" w:eastAsia="zh-CN"/>
+          <w14:textFill>
+            <w14:solidFill>
+              <w14:schemeClr w14:val="accent6"/>
+            </w14:solidFill>
+          </w14:textFill>
+        </w:rPr>
+        <w:t>*(</w:t>
+      </w:r>
+      <w:r>
+        <w:rPr>
+          <w:rFonts w:hint="default"/>
+          <w:b/>
+          <w:bCs/>
+          <w:color w:val="E54C5E" w:themeColor="accent6"/>
+          <w:position w:val="-14"/>
+          <w:lang w:val="en-US" w:eastAsia="zh-CN"/>
+          <w14:textFill>
+            <w14:solidFill>
+              <w14:schemeClr w14:val="accent6"/>
+            </w14:solidFill>
+          </w14:textFill>
+        </w:rPr>
+        <w:t>(1</w:t>
+      </w:r>
+      <w:r>
+        <w:rPr>
+          <w:rFonts w:hint="eastAsia"/>
+          <w:b/>
+          <w:bCs/>
+          <w:color w:val="E54C5E" w:themeColor="accent6"/>
+          <w:position w:val="-14"/>
+          <w:lang w:val="en-US" w:eastAsia="zh-CN"/>
+          <w14:textFill>
+            <w14:solidFill>
+              <w14:schemeClr w14:val="accent6"/>
+            </w14:solidFill>
+          </w14:textFill>
+        </w:rPr>
+        <w:t>-</w:t>
+      </w:r>
+      <w:r>
+        <w:rPr>
+          <w:rFonts w:hint="default"/>
+          <w:b/>
+          <w:bCs/>
+          <w:color w:val="E54C5E" w:themeColor="accent6"/>
+          <w:position w:val="-14"/>
+          <w:lang w:val="en-US" w:eastAsia="zh-CN"/>
+          <w14:textFill>
+            <w14:solidFill>
+              <w14:schemeClr w14:val="accent6"/>
+            </w14:solidFill>
+          </w14:textFill>
+        </w:rPr>
+        <w:t>cosβ)</w:t>
+      </w:r>
+      <w:r>
+        <w:rPr>
+          <w:rFonts w:hint="eastAsia"/>
+          <w:b/>
+          <w:bCs/>
+          <w:color w:val="E54C5E" w:themeColor="accent6"/>
+          <w:position w:val="-14"/>
+          <w:lang w:val="en-US" w:eastAsia="zh-CN"/>
+          <w14:textFill>
+            <w14:solidFill>
+              <w14:schemeClr w14:val="accent6"/>
+            </w14:solidFill>
+          </w14:textFill>
+        </w:rPr>
+        <w:t>/2)</w:t>
+      </w:r>
+      <w:r>
+        <w:rPr>
+          <w:rFonts w:hint="default"/>
+          <w:b/>
+          <w:bCs/>
+          <w:color w:val="E54C5E" w:themeColor="accent6"/>
+          <w:position w:val="-14"/>
+          <w:lang w:val="en-US" w:eastAsia="zh-CN"/>
+          <w14:textFill>
+            <w14:solidFill>
+              <w14:schemeClr w14:val="accent6"/>
+            </w14:solidFill>
+          </w14:textFill>
+        </w:rPr>
+        <w:t>​</w:t>
+      </w:r>
+    </w:p>
+    <w:p>
+      <w:pPr>
+        <w:rPr>
+          <w:rFonts w:hint="default"/>
+          <w:b/>
+          <w:bCs/>
+          <w:color w:val="E54C5E" w:themeColor="accent6"/>
+          <w:position w:val="-14"/>
+          <w:lang w:val="en-US" w:eastAsia="zh-CN"/>
+          <w14:textFill>
+            <w14:solidFill>
+              <w14:schemeClr w14:val="accent6"/>
+            </w14:solidFill>
+          </w14:textFill>
+        </w:rPr>
+      </w:pPr>
+      <w:r>
+        <w:rPr>
+          <w:rFonts w:hint="eastAsia"/>
+          <w:b/>
+          <w:bCs/>
+          <w:position w:val="-14"/>
+          <w:lang w:val="en-US" w:eastAsia="zh-CN"/>
+        </w:rPr>
+        <w:t>其中:</w:t>
+      </w:r>
+      <w:r>
+        <w:rPr>
+          <w:rFonts w:hint="default"/>
+          <w:b/>
+          <w:bCs/>
+          <w:color w:val="E54C5E" w:themeColor="accent6"/>
+          <w:position w:val="-14"/>
+          <w:lang w:val="en-US" w:eastAsia="zh-CN"/>
+          <w14:textFill>
+            <w14:solidFill>
+              <w14:schemeClr w14:val="accent6"/>
+            </w14:solidFill>
+          </w14:textFill>
+        </w:rPr>
+        <w:t>αeff′(t)=[kdiff(t)</w:t>
+      </w:r>
+      <w:r>
+        <w:rPr>
+          <w:rFonts w:hint="eastAsia"/>
+          <w:b/>
+          <w:bCs/>
+          <w:color w:val="E54C5E" w:themeColor="accent6"/>
+          <w:position w:val="-14"/>
+          <w:lang w:val="en-US" w:eastAsia="zh-CN"/>
+          <w14:textFill>
+            <w14:solidFill>
+              <w14:schemeClr w14:val="accent6"/>
+            </w14:solidFill>
+          </w14:textFill>
+        </w:rPr>
+        <w:t>*</w:t>
+      </w:r>
+      <w:r>
+        <w:rPr>
+          <w:rFonts w:hint="default"/>
+          <w:b/>
+          <w:bCs/>
+          <w:color w:val="E54C5E" w:themeColor="accent6"/>
+          <w:position w:val="-14"/>
+          <w:lang w:val="en-US" w:eastAsia="zh-CN"/>
+          <w14:textFill>
+            <w14:solidFill>
+              <w14:schemeClr w14:val="accent6"/>
+            </w14:solidFill>
+          </w14:textFill>
+        </w:rPr>
+        <w:t>αws(t)+(1−kdiff(t))</w:t>
+      </w:r>
+      <w:r>
+        <w:rPr>
+          <w:rFonts w:hint="eastAsia"/>
+          <w:b/>
+          <w:bCs/>
+          <w:color w:val="E54C5E" w:themeColor="accent6"/>
+          <w:position w:val="-14"/>
+          <w:lang w:val="en-US" w:eastAsia="zh-CN"/>
+          <w14:textFill>
+            <w14:solidFill>
+              <w14:schemeClr w14:val="accent6"/>
+            </w14:solidFill>
+          </w14:textFill>
+        </w:rPr>
+        <w:t>*</w:t>
+      </w:r>
+      <w:r>
+        <w:rPr>
+          <w:rFonts w:hint="default"/>
+          <w:b/>
+          <w:bCs/>
+          <w:color w:val="E54C5E" w:themeColor="accent6"/>
+          <w:position w:val="-14"/>
+          <w:lang w:val="en-US" w:eastAsia="zh-CN"/>
+          <w14:textFill>
+            <w14:solidFill>
+              <w14:schemeClr w14:val="accent6"/>
+            </w14:solidFill>
+          </w14:textFill>
+        </w:rPr>
+        <w:t>αbs(θSun</w:t>
+      </w:r>
+      <w:r>
+        <w:rPr>
+          <w:rFonts w:hint="eastAsia"/>
+          <w:b/>
+          <w:bCs/>
+          <w:color w:val="E54C5E" w:themeColor="accent6"/>
+          <w:position w:val="-14"/>
+          <w:lang w:val="en-US" w:eastAsia="zh-CN"/>
+          <w14:textFill>
+            <w14:solidFill>
+              <w14:schemeClr w14:val="accent6"/>
+            </w14:solidFill>
+          </w14:textFill>
+        </w:rPr>
+        <w:t>,</w:t>
+      </w:r>
+      <w:r>
+        <w:rPr>
+          <w:rFonts w:hint="default"/>
+          <w:b/>
+          <w:bCs/>
+          <w:color w:val="E54C5E" w:themeColor="accent6"/>
+          <w:position w:val="-14"/>
+          <w:lang w:val="en-US" w:eastAsia="zh-CN"/>
+          <w14:textFill>
+            <w14:solidFill>
+              <w14:schemeClr w14:val="accent6"/>
+            </w14:solidFill>
+          </w14:textFill>
+        </w:rPr>
+        <w:t>t</w:t>
+      </w:r>
+      <w:r>
+        <w:rPr>
+          <w:rFonts w:hint="eastAsia"/>
+          <w:b/>
+          <w:bCs/>
+          <w:color w:val="E54C5E" w:themeColor="accent6"/>
+          <w:position w:val="-14"/>
+          <w:lang w:val="en-US" w:eastAsia="zh-CN"/>
+          <w14:textFill>
+            <w14:solidFill>
+              <w14:schemeClr w14:val="accent6"/>
+            </w14:solidFill>
+          </w14:textFill>
+        </w:rPr>
+        <w:t>)</w:t>
+      </w:r>
+      <w:r>
+        <w:rPr>
+          <w:rFonts w:hint="default"/>
+          <w:b/>
+          <w:bCs/>
+          <w:color w:val="E54C5E" w:themeColor="accent6"/>
+          <w:position w:val="-14"/>
+          <w:lang w:val="en-US" w:eastAsia="zh-CN"/>
+          <w14:textFill>
+            <w14:solidFill>
+              <w14:schemeClr w14:val="accent6"/>
+            </w14:solidFill>
+          </w14:textFill>
+        </w:rPr>
+        <w:t>]</w:t>
+      </w:r>
+      <w:r>
+        <w:rPr>
+          <w:rFonts w:hint="eastAsia"/>
+          <w:b/>
+          <w:bCs/>
+          <w:color w:val="E54C5E" w:themeColor="accent6"/>
+          <w:position w:val="-14"/>
+          <w:lang w:val="en-US" w:eastAsia="zh-CN"/>
+          <w14:textFill>
+            <w14:solidFill>
+              <w14:schemeClr w14:val="accent6"/>
+            </w14:solidFill>
+          </w14:textFill>
+        </w:rPr>
+        <w:t>*</w:t>
+      </w:r>
+      <w:r>
+        <w:rPr>
+          <w:rFonts w:hint="default"/>
+          <w:b/>
+          <w:bCs/>
+          <w:color w:val="E54C5E" w:themeColor="accent6"/>
+          <w:position w:val="-14"/>
+          <w:lang w:val="en-US" w:eastAsia="zh-CN"/>
+          <w14:textFill>
+            <w14:solidFill>
+              <w14:schemeClr w14:val="accent6"/>
+            </w14:solidFill>
+          </w14:textFill>
+        </w:rPr>
+        <w:t>0.98</w:t>
+      </w:r>
+      <w:r>
+        <w:rPr>
+          <w:rFonts w:hint="eastAsia"/>
+          <w:b/>
+          <w:bCs/>
+          <w:color w:val="E54C5E" w:themeColor="accent6"/>
+          <w:position w:val="-14"/>
+          <w:lang w:val="en-US" w:eastAsia="zh-CN"/>
+          <w14:textFill>
+            <w14:solidFill>
+              <w14:schemeClr w14:val="accent6"/>
+            </w14:solidFill>
+          </w14:textFill>
+        </w:rPr>
+        <w:t>*</w:t>
+      </w:r>
+      <w:r>
+        <w:rPr>
+          <w:rFonts w:hint="default"/>
+          <w:b/>
+          <w:bCs/>
+          <w:color w:val="E54C5E" w:themeColor="accent6"/>
+          <w:position w:val="-14"/>
+          <w:lang w:val="en-US" w:eastAsia="zh-CN"/>
+          <w14:textFill>
+            <w14:solidFill>
+              <w14:schemeClr w14:val="accent6"/>
+            </w14:solidFill>
+          </w14:textFill>
+        </w:rPr>
+        <w:t>flow_sun(γ)</w:t>
+      </w:r>
+    </w:p>
+    <w:p>
+      <w:pPr>
+        <w:rPr>
+          <w:rFonts w:hint="default"/>
+          <w:b/>
+          <w:bCs/>
+          <w:color w:val="E54C5E" w:themeColor="accent6"/>
+          <w:position w:val="-14"/>
+          <w:lang w:val="en-US" w:eastAsia="zh-CN"/>
+          <w14:textFill>
+            <w14:solidFill>
+              <w14:schemeClr w14:val="accent6"/>
+            </w14:solidFill>
+          </w14:textFill>
+        </w:rPr>
+      </w:pPr>
+    </w:p>
+    <w:p>
+      <w:pPr>
+        <w:rPr>
+          <w:rFonts w:hint="eastAsia"/>
+          <w:position w:val="-14"/>
+          <w:lang w:val="en-US" w:eastAsia="zh-CN"/>
+        </w:rPr>
+      </w:pPr>
+      <w:r>
+        <w:rPr>
+          <w:rFonts w:hint="eastAsia"/>
+          <w:position w:val="-14"/>
+          <w:lang w:val="en-US" w:eastAsia="zh-CN"/>
+        </w:rPr>
+        <w:t>此模型还需做4个优化:</w:t>
+      </w:r>
+    </w:p>
+    <w:p>
+      <w:pPr>
+        <w:rPr>
+          <w:rFonts w:hint="default"/>
+          <w:position w:val="-14"/>
+          <w:lang w:val="en-US" w:eastAsia="zh-CN"/>
+        </w:rPr>
+      </w:pPr>
+      <w:r>
+        <w:rPr>
+          <w:rFonts w:hint="eastAsia"/>
+          <w:position w:val="-14"/>
+          <w:lang w:val="en-US" w:eastAsia="zh-CN"/>
+        </w:rPr>
+        <w:t xml:space="preserve">---&gt; </w:t>
+      </w:r>
+      <w:r>
+        <w:rPr>
+          <w:rFonts w:hint="default"/>
+          <w:position w:val="-14"/>
+          <w:lang w:val="en-US" w:eastAsia="zh-CN"/>
+        </w:rPr>
+        <w:t>雪损模型（Snow Loss Model）</w:t>
+      </w:r>
+    </w:p>
+    <w:p>
+      <w:pPr>
+        <w:rPr>
+          <w:rFonts w:hint="default"/>
+          <w:position w:val="-14"/>
+          <w:lang w:val="en-US" w:eastAsia="zh-CN"/>
+        </w:rPr>
+      </w:pPr>
+      <w:r>
+        <w:rPr>
+          <w:rFonts w:hint="eastAsia"/>
+          <w:position w:val="-14"/>
+          <w:lang w:val="en-US" w:eastAsia="zh-CN"/>
+        </w:rPr>
+        <w:t>**[论文</w:t>
+      </w:r>
+      <w:r>
+        <w:rPr>
+          <w:rFonts w:hint="default"/>
+          <w:position w:val="-14"/>
+          <w:lang w:val="en-US" w:eastAsia="zh-CN"/>
+        </w:rPr>
+        <w:t>3</w:t>
+      </w:r>
+      <w:r>
+        <w:rPr>
+          <w:rFonts w:hint="eastAsia"/>
+          <w:position w:val="-14"/>
+          <w:lang w:val="en-US" w:eastAsia="zh-CN"/>
+        </w:rPr>
+        <w:t xml:space="preserve">]: </w:t>
+      </w:r>
+      <w:r>
+        <w:rPr>
+          <w:rFonts w:hint="default"/>
+          <w:position w:val="-14"/>
+          <w:lang w:val="en-US" w:eastAsia="zh-CN"/>
+        </w:rPr>
+        <w:t>单面组件在严寒环境下冬季雪损平均达 33.12%。</w:t>
+      </w:r>
+    </w:p>
+    <w:p>
+      <w:pPr>
+        <w:rPr>
+          <w:rFonts w:hint="default"/>
+          <w:position w:val="-14"/>
+          <w:lang w:val="en-US" w:eastAsia="zh-CN"/>
+        </w:rPr>
+      </w:pPr>
+      <w:r>
+        <w:rPr>
+          <w:rFonts w:hint="default"/>
+          <w:position w:val="-14"/>
+          <w:lang w:val="en-US" w:eastAsia="zh-CN"/>
+        </w:rPr>
+        <w:t>落地逻辑（Marion 模型）：</w:t>
+      </w:r>
+    </w:p>
+    <w:p>
+      <w:pPr>
+        <w:rPr>
+          <w:rFonts w:hint="default"/>
+          <w:position w:val="-14"/>
+          <w:lang w:val="en-US" w:eastAsia="zh-CN"/>
+        </w:rPr>
+      </w:pPr>
+      <w:r>
+        <w:rPr>
+          <w:rFonts w:hint="default"/>
+          <w:position w:val="-14"/>
+          <w:lang w:val="en-US" w:eastAsia="zh-CN"/>
+        </w:rPr>
+        <w:t>判定滑动： 当 Tambient​&gt;GPOA​/(−80) 时，雪开始滑动。</w:t>
+      </w:r>
+    </w:p>
+    <w:p>
+      <w:pPr>
+        <w:rPr>
+          <w:rFonts w:hint="default"/>
+          <w:position w:val="-14"/>
+          <w:lang w:val="en-US" w:eastAsia="zh-CN"/>
+        </w:rPr>
+      </w:pPr>
+      <w:r>
+        <w:rPr>
+          <w:rFonts w:hint="default"/>
+          <w:position w:val="-14"/>
+          <w:lang w:val="en-US" w:eastAsia="zh-CN"/>
+        </w:rPr>
+        <w:t>单面板劣势： 单面板没有背面加热效应，雪滑得比双面板慢得多。</w:t>
+      </w:r>
+    </w:p>
+    <w:p>
+      <w:pPr>
+        <w:rPr>
+          <w:rFonts w:hint="default"/>
+          <w:position w:val="-14"/>
+          <w:lang w:val="en-US" w:eastAsia="zh-CN"/>
+        </w:rPr>
+      </w:pPr>
+      <w:r>
+        <w:rPr>
+          <w:rFonts w:hint="default"/>
+          <w:position w:val="-14"/>
+          <w:lang w:val="en-US" w:eastAsia="zh-CN"/>
+        </w:rPr>
+        <w:t>雪深影响： 来源 5 发现，当雪深超过 3cm 时，由于地面干扰（Ground Interference），滑动系数 sc 会从 0.4 锐减至 0.06。</w:t>
+      </w:r>
+    </w:p>
+    <w:p>
+      <w:pPr>
+        <w:rPr>
+          <w:rFonts w:hint="default"/>
+          <w:position w:val="-14"/>
+          <w:lang w:val="en-US" w:eastAsia="zh-CN"/>
+        </w:rPr>
+      </w:pPr>
+    </w:p>
+    <w:p>
+      <w:pPr>
+        <w:rPr>
+          <w:rFonts w:hint="eastAsia"/>
+          <w:position w:val="-14"/>
+          <w:lang w:val="en-US" w:eastAsia="zh-CN"/>
+        </w:rPr>
+      </w:pPr>
+      <w:r>
+        <w:rPr>
+          <w:rFonts w:hint="eastAsia"/>
+          <w:position w:val="-14"/>
+          <w:lang w:val="en-US" w:eastAsia="zh-CN"/>
+        </w:rPr>
+        <w:t>---&gt;电气失配与安装排布（Portrait vs. Landscape）</w:t>
+      </w:r>
+    </w:p>
+    <w:p>
+      <w:pPr>
+        <w:rPr>
+          <w:rFonts w:hint="eastAsia"/>
+          <w:position w:val="-14"/>
+          <w:lang w:val="en-US" w:eastAsia="zh-CN"/>
+        </w:rPr>
+      </w:pPr>
+      <w:r>
+        <w:rPr>
+          <w:rFonts w:hint="eastAsia"/>
+          <w:position w:val="-14"/>
+          <w:lang w:val="en-US" w:eastAsia="zh-CN"/>
+        </w:rPr>
+        <w:t>模型目前计算的是“面”的辐照度，但实际发电取决于“组串”的电流。</w:t>
+      </w:r>
+    </w:p>
+    <w:p>
+      <w:pPr>
+        <w:rPr>
+          <w:rFonts w:hint="eastAsia"/>
+          <w:position w:val="-14"/>
+          <w:lang w:val="en-US" w:eastAsia="zh-CN"/>
+        </w:rPr>
+      </w:pPr>
+      <w:r>
+        <w:rPr>
+          <w:rFonts w:hint="eastAsia"/>
+          <w:position w:val="-14"/>
+          <w:lang w:val="en-US" w:eastAsia="zh-CN"/>
+        </w:rPr>
+        <w:t>阴影特征：积雪通常从顶部下滑并堆积在组件底部。</w:t>
+      </w:r>
+    </w:p>
+    <w:p>
+      <w:pPr>
+        <w:rPr>
+          <w:rFonts w:hint="eastAsia"/>
+          <w:position w:val="-14"/>
+          <w:lang w:val="en-US" w:eastAsia="zh-CN"/>
+        </w:rPr>
+      </w:pPr>
+      <w:r>
+        <w:rPr>
+          <w:rFonts w:hint="eastAsia"/>
+          <w:position w:val="-14"/>
+          <w:lang w:val="en-US" w:eastAsia="zh-CN"/>
+        </w:rPr>
+        <w:t>排布影响：</w:t>
+      </w:r>
+    </w:p>
+    <w:p>
+      <w:pPr>
+        <w:rPr>
+          <w:rFonts w:hint="eastAsia"/>
+          <w:position w:val="-14"/>
+          <w:lang w:val="en-US" w:eastAsia="zh-CN"/>
+        </w:rPr>
+      </w:pPr>
+      <w:r>
+        <w:rPr>
+          <w:rFonts w:hint="eastAsia"/>
+          <w:position w:val="-14"/>
+          <w:lang w:val="en-US" w:eastAsia="zh-CN"/>
+        </w:rPr>
+        <w:t>纵向（Portrait）： 即使只有底部 10% 的雪，也会切断整个组串电流，导致 100% 功率损失。</w:t>
+      </w:r>
+    </w:p>
+    <w:p>
+      <w:pPr>
+        <w:rPr>
+          <w:rFonts w:hint="eastAsia"/>
+          <w:position w:val="-14"/>
+          <w:lang w:val="en-US" w:eastAsia="zh-CN"/>
+        </w:rPr>
+      </w:pPr>
+      <w:r>
+        <w:rPr>
+          <w:rFonts w:hint="eastAsia"/>
+          <w:position w:val="-14"/>
+          <w:lang w:val="en-US" w:eastAsia="zh-CN"/>
+        </w:rPr>
+        <w:t>横向（Landscape）： 配合旁路二极管，可以保留上方未遮挡区域的电力。</w:t>
+      </w:r>
+    </w:p>
+    <w:p>
+      <w:pPr>
+        <w:rPr>
+          <w:rFonts w:hint="eastAsia"/>
+          <w:position w:val="-14"/>
+          <w:lang w:val="en-US" w:eastAsia="zh-CN"/>
+        </w:rPr>
+      </w:pPr>
+      <w:r>
+        <w:rPr>
+          <w:rFonts w:hint="eastAsia"/>
+          <w:position w:val="-14"/>
+          <w:lang w:val="en-US" w:eastAsia="zh-CN"/>
+        </w:rPr>
+        <w:t>对 DW 的优化意义： 如果最优β较小，必须在模型中加入一个“布局折减因子”,或者强制建议在南极采用横向排布。</w:t>
+      </w:r>
+    </w:p>
+    <w:p>
+      <w:pPr>
+        <w:rPr>
+          <w:rFonts w:hint="default"/>
+          <w:position w:val="-14"/>
+          <w:lang w:val="en-US" w:eastAsia="zh-CN"/>
+        </w:rPr>
+      </w:pPr>
+    </w:p>
+    <w:p>
+      <w:pPr>
+        <w:rPr>
+          <w:rFonts w:hint="eastAsia"/>
+          <w:position w:val="-14"/>
+          <w:lang w:val="en-US" w:eastAsia="zh-CN"/>
+        </w:rPr>
+      </w:pPr>
+      <w:r>
+        <w:rPr>
+          <w:rFonts w:hint="eastAsia"/>
+          <w:position w:val="-14"/>
+          <w:lang w:val="en-US" w:eastAsia="zh-CN"/>
+        </w:rPr>
+        <w:t>---&gt;阵列自遮挡（Ground Self-Shading）</w:t>
+      </w:r>
+    </w:p>
+    <w:p>
+      <w:pPr>
+        <w:rPr>
+          <w:rFonts w:hint="eastAsia"/>
+          <w:position w:val="-14"/>
+          <w:lang w:val="en-US" w:eastAsia="zh-CN"/>
+        </w:rPr>
+      </w:pPr>
+      <w:r>
+        <w:rPr>
+          <w:rFonts w:hint="eastAsia"/>
+          <w:position w:val="-14"/>
+          <w:lang w:val="en-US" w:eastAsia="zh-CN"/>
+        </w:rPr>
+        <w:t>[论文2] 光伏阵列会在地面投射长阴影。</w:t>
+      </w:r>
+    </w:p>
+    <w:p>
+      <w:pPr>
+        <w:rPr>
+          <w:rFonts w:hint="eastAsia"/>
+          <w:position w:val="-14"/>
+          <w:lang w:val="en-US" w:eastAsia="zh-CN"/>
+        </w:rPr>
+      </w:pPr>
+      <w:r>
+        <w:rPr>
+          <w:rFonts w:hint="eastAsia"/>
+          <w:position w:val="-14"/>
+          <w:lang w:val="en-US" w:eastAsia="zh-CN"/>
+        </w:rPr>
+        <w:t>GD 项假设地面是全亮的，但在南极极低太阳角下，组件前面的地面很大一部分处于阵列自身的阴影中。</w:t>
+      </w:r>
+    </w:p>
+    <w:p>
+      <w:pPr>
+        <w:rPr>
+          <w:rFonts w:hint="eastAsia"/>
+          <w:position w:val="-14"/>
+          <w:lang w:val="en-US" w:eastAsia="zh-CN"/>
+        </w:rPr>
+      </w:pPr>
+      <w:r>
+        <w:rPr>
+          <w:rFonts w:hint="eastAsia"/>
+          <w:position w:val="-14"/>
+          <w:lang w:val="en-US" w:eastAsia="zh-CN"/>
+        </w:rPr>
+        <w:t>需要对 αeff</w:t>
+      </w:r>
+      <w:r>
+        <w:rPr>
+          <w:rFonts w:hint="default"/>
+          <w:position w:val="-14"/>
+          <w:lang w:val="en-US" w:eastAsia="zh-CN"/>
+        </w:rPr>
+        <w:t>’</w:t>
+      </w:r>
+      <w:r>
+        <w:rPr>
+          <w:rFonts w:hint="eastAsia"/>
+          <w:position w:val="-14"/>
+          <w:lang w:val="en-US" w:eastAsia="zh-CN"/>
+        </w:rPr>
+        <w:t>(t) 项进行几何阴影折减。如果光伏板“看到”的地面 50% 是黑的，那么反射项的贡献也要减半。</w:t>
+      </w:r>
+    </w:p>
+    <w:p>
+      <w:pPr>
+        <w:rPr>
+          <w:rFonts w:hint="default"/>
+          <w:position w:val="-14"/>
+          <w:lang w:val="en-US" w:eastAsia="zh-CN"/>
+        </w:rPr>
+      </w:pPr>
+    </w:p>
+    <w:p>
+      <w:pPr>
+        <w:rPr>
+          <w:rFonts w:hint="default"/>
+          <w:position w:val="-14"/>
+          <w:lang w:val="en-US" w:eastAsia="zh-CN"/>
+        </w:rPr>
+      </w:pPr>
+      <w:r>
+        <w:rPr>
+          <w:rFonts w:hint="eastAsia"/>
+          <w:position w:val="-14"/>
+          <w:lang w:val="en-US" w:eastAsia="zh-CN"/>
+        </w:rPr>
+        <w:t>---&gt;双面或许更优</w:t>
       </w:r>
       <w:bookmarkStart w:id="0" w:name="_GoBack"/>
       <w:bookmarkEnd w:id="0"/>
@@ -1432,23 +2258,28 @@
     <w:p>
       <w:pPr>
         <w:rPr>
-          <w:position w:val="-14"/>
-        </w:rPr>
-      </w:pPr>
-      <w:r>
-        <w:rPr>
-          <w:rFonts w:hint="default"/>
-          <w:position w:val="-14"/>
-        </w:rPr>
-        <w:t>如果不进行截断或降权，模型会极大地高估南极早晚（或长达数月的低角度光照期）的能量收益。</w:t>
-      </w:r>
-    </w:p>
-    <w:p>
-      <w:pPr>
-        <w:rPr>
-          <w:position w:val="-14"/>
-        </w:rPr>
-      </w:pPr>
+          <w:rFonts w:hint="default"/>
+          <w:position w:val="-14"/>
+          <w:lang w:val="en-US" w:eastAsia="zh-CN"/>
+        </w:rPr>
+      </w:pPr>
+    </w:p>
+    <w:p>
+      <w:pPr>
+        <w:rPr>
+          <w:rFonts w:hint="default"/>
+          <w:position w:val="-14"/>
+          <w:lang w:val="en-US" w:eastAsia="zh-CN"/>
+        </w:rPr>
+      </w:pPr>
+      <w:r>
+        <w:rPr>
+          <w:rFonts w:hint="eastAsia"/>
+          <w:position w:val="-14"/>
+          <w:lang w:val="en-US" w:eastAsia="zh-CN"/>
+        </w:rPr>
+        <w:t>------------------------------------------------------------------------------------------------------------------------------</w:t>
+      </w:r>
     </w:p>
     <w:p>
       <w:pPr>

--- a/research_materials/system_design/Derivation_WANG_HAOXIN.docx
+++ b/research_materials/system_design/Derivation_WANG_HAOXIN.docx
@@ -1189,53 +1189,6 @@
     <w:p>
       <w:pPr>
         <w:rPr>
-          <w:rFonts w:hint="default"/>
-          <w:position w:val="-14"/>
-        </w:rPr>
-      </w:pPr>
-      <w:r>
-        <w:rPr>
-          <w:rFonts w:hint="default"/>
-          <w:position w:val="-14"/>
-        </w:rPr>
-        <w:t xml:space="preserve">在计算直射辐照项时，引入 </w:t>
-      </w:r>
-      <w:r>
-        <w:rPr>
-          <w:rFonts w:hint="default"/>
-          <w:b/>
-          <w:bCs/>
-          <w:position w:val="-14"/>
-        </w:rPr>
-        <w:t>Sandia 入射角修正模型</w:t>
-      </w:r>
-      <w:r>
-        <w:rPr>
-          <w:rFonts w:hint="default"/>
-          <w:position w:val="-14"/>
-        </w:rPr>
-        <w:t xml:space="preserve"> 或 </w:t>
-      </w:r>
-      <w:r>
-        <w:rPr>
-          <w:rFonts w:hint="default"/>
-          <w:b/>
-          <w:bCs/>
-          <w:position w:val="-14"/>
-        </w:rPr>
-        <w:t>Martin and Ruiz 模型</w:t>
-      </w:r>
-      <w:r>
-        <w:rPr>
-          <w:rFonts w:hint="default"/>
-          <w:position w:val="-14"/>
-        </w:rPr>
-        <w:t>。</w:t>
-      </w:r>
-    </w:p>
-    <w:p>
-      <w:pPr>
-        <w:rPr>
           <w:rFonts w:hint="eastAsia"/>
           <w:b/>
           <w:bCs/>
@@ -1249,6 +1202,45 @@
           </w14:textFill>
         </w:rPr>
       </w:pPr>
+      <w:r>
+        <w:rPr>
+          <w:rFonts w:hint="default"/>
+          <w:position w:val="-14"/>
+        </w:rPr>
+        <w:t xml:space="preserve">在计算直射辐照项时，引入 </w:t>
+      </w:r>
+      <w:r>
+        <w:rPr>
+          <w:rFonts w:hint="default"/>
+          <w:b/>
+          <w:bCs/>
+          <w:position w:val="-14"/>
+        </w:rPr>
+        <w:t>Sandia 入射角修正模型</w:t>
+      </w:r>
+      <w:r>
+        <w:rPr>
+          <w:rFonts w:hint="default"/>
+          <w:position w:val="-14"/>
+        </w:rPr>
+        <w:t xml:space="preserve"> 或 </w:t>
+      </w:r>
+      <w:r>
+        <w:rPr>
+          <w:rFonts w:hint="default"/>
+          <w:b/>
+          <w:bCs/>
+          <w:position w:val="-14"/>
+        </w:rPr>
+        <w:t>Martin and Ruiz 模型</w:t>
+      </w:r>
+      <w:r>
+        <w:rPr>
+          <w:rFonts w:hint="default"/>
+          <w:position w:val="-14"/>
+        </w:rPr>
+        <w:t>。</w:t>
+      </w:r>
     </w:p>
     <w:p>
       <w:pPr>
@@ -1460,7 +1452,7 @@
       </w:r>
       <w:r>
         <w:rPr>
-          <w:rFonts w:hint="default"/>
+          <w:rFonts w:hint="eastAsia"/>
           <w:b/>
           <w:bCs/>
           <w:color w:val="E54C5E" w:themeColor="accent6"/>
@@ -1472,11 +1464,11 @@
             </w14:solidFill>
           </w14:textFill>
         </w:rPr>
-        <w:t>GHI(t)</w:t>
-      </w:r>
-      <w:r>
-        <w:rPr>
-          <w:rFonts w:hint="eastAsia"/>
+        <w:tab/>
+      </w:r>
+      <w:r>
+        <w:rPr>
+          <w:rFonts w:hint="default"/>
           <w:b/>
           <w:bCs/>
           <w:color w:val="E54C5E" w:themeColor="accent6"/>
@@ -1488,11 +1480,11 @@
             </w14:solidFill>
           </w14:textFill>
         </w:rPr>
-        <w:t>*</w:t>
-      </w:r>
-      <w:r>
-        <w:rPr>
-          <w:rFonts w:hint="default"/>
+        <w:t>GHI(t)</w:t>
+      </w:r>
+      <w:r>
+        <w:rPr>
+          <w:rFonts w:hint="eastAsia"/>
           <w:b/>
           <w:bCs/>
           <w:color w:val="E54C5E" w:themeColor="accent6"/>
@@ -1504,11 +1496,11 @@
             </w14:solidFill>
           </w14:textFill>
         </w:rPr>
-        <w:t>αeff′(t)</w:t>
-      </w:r>
-      <w:r>
-        <w:rPr>
-          <w:rFonts w:hint="eastAsia"/>
+        <w:t>*</w:t>
+      </w:r>
+      <w:r>
+        <w:rPr>
+          <w:rFonts w:hint="default"/>
           <w:b/>
           <w:bCs/>
           <w:color w:val="E54C5E" w:themeColor="accent6"/>
@@ -1520,11 +1512,11 @@
             </w14:solidFill>
           </w14:textFill>
         </w:rPr>
-        <w:t>*(</w:t>
-      </w:r>
-      <w:r>
-        <w:rPr>
-          <w:rFonts w:hint="default"/>
+        <w:t>αeff′(t)</w:t>
+      </w:r>
+      <w:r>
+        <w:rPr>
+          <w:rFonts w:hint="eastAsia"/>
           <w:b/>
           <w:bCs/>
           <w:color w:val="E54C5E" w:themeColor="accent6"/>
@@ -1536,11 +1528,11 @@
             </w14:solidFill>
           </w14:textFill>
         </w:rPr>
-        <w:t>(1</w:t>
-      </w:r>
-      <w:r>
-        <w:rPr>
-          <w:rFonts w:hint="eastAsia"/>
+        <w:t>*(</w:t>
+      </w:r>
+      <w:r>
+        <w:rPr>
+          <w:rFonts w:hint="default"/>
           <w:b/>
           <w:bCs/>
           <w:color w:val="E54C5E" w:themeColor="accent6"/>
@@ -1552,11 +1544,11 @@
             </w14:solidFill>
           </w14:textFill>
         </w:rPr>
-        <w:t>-</w:t>
-      </w:r>
-      <w:r>
-        <w:rPr>
-          <w:rFonts w:hint="default"/>
+        <w:t>(1</w:t>
+      </w:r>
+      <w:r>
+        <w:rPr>
+          <w:rFonts w:hint="eastAsia"/>
           <w:b/>
           <w:bCs/>
           <w:color w:val="E54C5E" w:themeColor="accent6"/>
@@ -1568,11 +1560,11 @@
             </w14:solidFill>
           </w14:textFill>
         </w:rPr>
-        <w:t>cosβ)</w:t>
-      </w:r>
-      <w:r>
-        <w:rPr>
-          <w:rFonts w:hint="eastAsia"/>
+        <w:t>-</w:t>
+      </w:r>
+      <w:r>
+        <w:rPr>
+          <w:rFonts w:hint="default"/>
           <w:b/>
           <w:bCs/>
           <w:color w:val="E54C5E" w:themeColor="accent6"/>
@@ -1584,11 +1576,11 @@
             </w14:solidFill>
           </w14:textFill>
         </w:rPr>
-        <w:t>/2)</w:t>
-      </w:r>
-      <w:r>
-        <w:rPr>
-          <w:rFonts w:hint="default"/>
+        <w:t>cosβ)</w:t>
+      </w:r>
+      <w:r>
+        <w:rPr>
+          <w:rFonts w:hint="eastAsia"/>
           <w:b/>
           <w:bCs/>
           <w:color w:val="E54C5E" w:themeColor="accent6"/>
@@ -1600,11 +1592,9 @@
             </w14:solidFill>
           </w14:textFill>
         </w:rPr>
-        <w:t>​</w:t>
-      </w:r>
-    </w:p>
-    <w:p>
-      <w:pPr>
+        <w:t>/2)*fIAM,diff​</w:t>
+      </w:r>
+      <w:r>
         <w:rPr>
           <w:rFonts w:hint="default"/>
           <w:b/>
@@ -1618,18 +1608,11 @@
             </w14:solidFill>
           </w14:textFill>
         </w:rPr>
-      </w:pPr>
-      <w:r>
-        <w:rPr>
-          <w:rFonts w:hint="eastAsia"/>
-          <w:b/>
-          <w:bCs/>
-          <w:position w:val="-14"/>
-          <w:lang w:val="en-US" w:eastAsia="zh-CN"/>
-        </w:rPr>
-        <w:t>其中:</w:t>
-      </w:r>
-      <w:r>
+        <w:t>​</w:t>
+      </w:r>
+    </w:p>
+    <w:p>
+      <w:pPr>
         <w:rPr>
           <w:rFonts w:hint="default"/>
           <w:b/>
@@ -1643,11 +1626,20 @@
             </w14:solidFill>
           </w14:textFill>
         </w:rPr>
-        <w:t>αeff′(t)=[kdiff(t)</w:t>
-      </w:r>
-      <w:r>
-        <w:rPr>
-          <w:rFonts w:hint="eastAsia"/>
+      </w:pPr>
+      <w:r>
+        <w:rPr>
+          <w:rFonts w:hint="eastAsia"/>
+          <w:b/>
+          <w:bCs/>
+          <w:position w:val="-14"/>
+          <w:lang w:val="en-US" w:eastAsia="zh-CN"/>
+        </w:rPr>
+        <w:t>其中:</w:t>
+      </w:r>
+      <w:r>
+        <w:rPr>
+          <w:rFonts w:hint="default"/>
           <w:b/>
           <w:bCs/>
           <w:color w:val="E54C5E" w:themeColor="accent6"/>
@@ -1659,11 +1651,11 @@
             </w14:solidFill>
           </w14:textFill>
         </w:rPr>
-        <w:t>*</w:t>
-      </w:r>
-      <w:r>
-        <w:rPr>
-          <w:rFonts w:hint="default"/>
+        <w:t>αeff′(t)=[kdiff(t)</w:t>
+      </w:r>
+      <w:r>
+        <w:rPr>
+          <w:rFonts w:hint="eastAsia"/>
           <w:b/>
           <w:bCs/>
           <w:color w:val="E54C5E" w:themeColor="accent6"/>
@@ -1675,11 +1667,11 @@
             </w14:solidFill>
           </w14:textFill>
         </w:rPr>
-        <w:t>αws(t)+(1−kdiff(t))</w:t>
-      </w:r>
-      <w:r>
-        <w:rPr>
-          <w:rFonts w:hint="eastAsia"/>
+        <w:t>*</w:t>
+      </w:r>
+      <w:r>
+        <w:rPr>
+          <w:rFonts w:hint="default"/>
           <w:b/>
           <w:bCs/>
           <w:color w:val="E54C5E" w:themeColor="accent6"/>
@@ -1691,11 +1683,11 @@
             </w14:solidFill>
           </w14:textFill>
         </w:rPr>
-        <w:t>*</w:t>
-      </w:r>
-      <w:r>
-        <w:rPr>
-          <w:rFonts w:hint="default"/>
+        <w:t>αws(t)+(1−kdiff(t))</w:t>
+      </w:r>
+      <w:r>
+        <w:rPr>
+          <w:rFonts w:hint="eastAsia"/>
           <w:b/>
           <w:bCs/>
           <w:color w:val="E54C5E" w:themeColor="accent6"/>
@@ -1707,11 +1699,11 @@
             </w14:solidFill>
           </w14:textFill>
         </w:rPr>
-        <w:t>αbs(θSun</w:t>
-      </w:r>
-      <w:r>
-        <w:rPr>
-          <w:rFonts w:hint="eastAsia"/>
+        <w:t>*</w:t>
+      </w:r>
+      <w:r>
+        <w:rPr>
+          <w:rFonts w:hint="default"/>
           <w:b/>
           <w:bCs/>
           <w:color w:val="E54C5E" w:themeColor="accent6"/>
@@ -1723,11 +1715,11 @@
             </w14:solidFill>
           </w14:textFill>
         </w:rPr>
-        <w:t>,</w:t>
-      </w:r>
-      <w:r>
-        <w:rPr>
-          <w:rFonts w:hint="default"/>
+        <w:t>αbs(θSun</w:t>
+      </w:r>
+      <w:r>
+        <w:rPr>
+          <w:rFonts w:hint="eastAsia"/>
           <w:b/>
           <w:bCs/>
           <w:color w:val="E54C5E" w:themeColor="accent6"/>
@@ -1739,11 +1731,11 @@
             </w14:solidFill>
           </w14:textFill>
         </w:rPr>
-        <w:t>t</w:t>
-      </w:r>
-      <w:r>
-        <w:rPr>
-          <w:rFonts w:hint="eastAsia"/>
+        <w:t>,</w:t>
+      </w:r>
+      <w:r>
+        <w:rPr>
+          <w:rFonts w:hint="default"/>
           <w:b/>
           <w:bCs/>
           <w:color w:val="E54C5E" w:themeColor="accent6"/>
@@ -1755,11 +1747,11 @@
             </w14:solidFill>
           </w14:textFill>
         </w:rPr>
-        <w:t>)</w:t>
-      </w:r>
-      <w:r>
-        <w:rPr>
-          <w:rFonts w:hint="default"/>
+        <w:t>t</w:t>
+      </w:r>
+      <w:r>
+        <w:rPr>
+          <w:rFonts w:hint="eastAsia"/>
           <w:b/>
           <w:bCs/>
           <w:color w:val="E54C5E" w:themeColor="accent6"/>
@@ -1771,11 +1763,11 @@
             </w14:solidFill>
           </w14:textFill>
         </w:rPr>
-        <w:t>]</w:t>
-      </w:r>
-      <w:r>
-        <w:rPr>
-          <w:rFonts w:hint="eastAsia"/>
+        <w:t>)</w:t>
+      </w:r>
+      <w:r>
+        <w:rPr>
+          <w:rFonts w:hint="default"/>
           <w:b/>
           <w:bCs/>
           <w:color w:val="E54C5E" w:themeColor="accent6"/>
@@ -1787,11 +1779,11 @@
             </w14:solidFill>
           </w14:textFill>
         </w:rPr>
-        <w:t>*</w:t>
-      </w:r>
-      <w:r>
-        <w:rPr>
-          <w:rFonts w:hint="default"/>
+        <w:t>]</w:t>
+      </w:r>
+      <w:r>
+        <w:rPr>
+          <w:rFonts w:hint="eastAsia"/>
           <w:b/>
           <w:bCs/>
           <w:color w:val="E54C5E" w:themeColor="accent6"/>
@@ -1803,11 +1795,11 @@
             </w14:solidFill>
           </w14:textFill>
         </w:rPr>
-        <w:t>0.98</w:t>
-      </w:r>
-      <w:r>
-        <w:rPr>
-          <w:rFonts w:hint="eastAsia"/>
+        <w:t>*</w:t>
+      </w:r>
+      <w:r>
+        <w:rPr>
+          <w:rFonts w:hint="default"/>
           <w:b/>
           <w:bCs/>
           <w:color w:val="E54C5E" w:themeColor="accent6"/>
@@ -1819,11 +1811,11 @@
             </w14:solidFill>
           </w14:textFill>
         </w:rPr>
-        <w:t>*</w:t>
-      </w:r>
-      <w:r>
-        <w:rPr>
-          <w:rFonts w:hint="default"/>
+        <w:t>0.98</w:t>
+      </w:r>
+      <w:r>
+        <w:rPr>
+          <w:rFonts w:hint="eastAsia"/>
           <w:b/>
           <w:bCs/>
           <w:color w:val="E54C5E" w:themeColor="accent6"/>
@@ -1835,11 +1827,9 @@
             </w14:solidFill>
           </w14:textFill>
         </w:rPr>
-        <w:t>flow_sun(γ)</w:t>
-      </w:r>
-    </w:p>
-    <w:p>
-      <w:pPr>
+        <w:t>*</w:t>
+      </w:r>
+      <w:r>
         <w:rPr>
           <w:rFonts w:hint="default"/>
           <w:b/>
@@ -1853,432 +1843,174 @@
             </w14:solidFill>
           </w14:textFill>
         </w:rPr>
-      </w:pPr>
-    </w:p>
-    <w:p>
-      <w:pPr>
-        <w:rPr>
-          <w:rFonts w:hint="eastAsia"/>
-          <w:position w:val="-14"/>
-          <w:lang w:val="en-US" w:eastAsia="zh-CN"/>
-        </w:rPr>
-      </w:pPr>
-      <w:r>
-        <w:rPr>
-          <w:rFonts w:hint="eastAsia"/>
-          <w:position w:val="-14"/>
-          <w:lang w:val="en-US" w:eastAsia="zh-CN"/>
-        </w:rPr>
-        <w:t>此模型还需做4个优化:</w:t>
-      </w:r>
-    </w:p>
-    <w:p>
-      <w:pPr>
-        <w:rPr>
-          <w:rFonts w:hint="default"/>
-          <w:position w:val="-14"/>
-          <w:lang w:val="en-US" w:eastAsia="zh-CN"/>
-        </w:rPr>
-      </w:pPr>
-      <w:r>
-        <w:rPr>
-          <w:rFonts w:hint="eastAsia"/>
-          <w:position w:val="-14"/>
-          <w:lang w:val="en-US" w:eastAsia="zh-CN"/>
-        </w:rPr>
-        <w:t xml:space="preserve">---&gt; </w:t>
-      </w:r>
-      <w:r>
-        <w:rPr>
-          <w:rFonts w:hint="default"/>
-          <w:position w:val="-14"/>
-          <w:lang w:val="en-US" w:eastAsia="zh-CN"/>
-        </w:rPr>
-        <w:t>雪损模型（Snow Loss Model）</w:t>
-      </w:r>
-    </w:p>
-    <w:p>
-      <w:pPr>
-        <w:rPr>
-          <w:rFonts w:hint="default"/>
-          <w:position w:val="-14"/>
-          <w:lang w:val="en-US" w:eastAsia="zh-CN"/>
-        </w:rPr>
-      </w:pPr>
-      <w:r>
-        <w:rPr>
-          <w:rFonts w:hint="eastAsia"/>
-          <w:position w:val="-14"/>
-          <w:lang w:val="en-US" w:eastAsia="zh-CN"/>
-        </w:rPr>
-        <w:t>**[论文</w:t>
-      </w:r>
-      <w:r>
-        <w:rPr>
-          <w:rFonts w:hint="default"/>
-          <w:position w:val="-14"/>
-          <w:lang w:val="en-US" w:eastAsia="zh-CN"/>
-        </w:rPr>
-        <w:t>3</w:t>
-      </w:r>
-      <w:r>
-        <w:rPr>
-          <w:rFonts w:hint="eastAsia"/>
-          <w:position w:val="-14"/>
-          <w:lang w:val="en-US" w:eastAsia="zh-CN"/>
-        </w:rPr>
-        <w:t xml:space="preserve">]: </w:t>
-      </w:r>
-      <w:r>
-        <w:rPr>
-          <w:rFonts w:hint="default"/>
-          <w:position w:val="-14"/>
-          <w:lang w:val="en-US" w:eastAsia="zh-CN"/>
-        </w:rPr>
-        <w:t>单面组件在严寒环境下冬季雪损平均达 33.12%。</w:t>
-      </w:r>
-    </w:p>
-    <w:p>
-      <w:pPr>
-        <w:rPr>
-          <w:rFonts w:hint="default"/>
-          <w:position w:val="-14"/>
-          <w:lang w:val="en-US" w:eastAsia="zh-CN"/>
-        </w:rPr>
-      </w:pPr>
-      <w:r>
-        <w:rPr>
-          <w:rFonts w:hint="default"/>
-          <w:position w:val="-14"/>
-          <w:lang w:val="en-US" w:eastAsia="zh-CN"/>
-        </w:rPr>
-        <w:t>落地逻辑（Marion 模型）：</w:t>
-      </w:r>
-    </w:p>
-    <w:p>
-      <w:pPr>
-        <w:rPr>
-          <w:rFonts w:hint="default"/>
-          <w:position w:val="-14"/>
-          <w:lang w:val="en-US" w:eastAsia="zh-CN"/>
-        </w:rPr>
-      </w:pPr>
-      <w:r>
-        <w:rPr>
-          <w:rFonts w:hint="default"/>
-          <w:position w:val="-14"/>
-          <w:lang w:val="en-US" w:eastAsia="zh-CN"/>
-        </w:rPr>
-        <w:t>判定滑动： 当 Tambient​&gt;GPOA​/(−80) 时，雪开始滑动。</w:t>
-      </w:r>
-    </w:p>
-    <w:p>
-      <w:pPr>
-        <w:rPr>
-          <w:rFonts w:hint="default"/>
-          <w:position w:val="-14"/>
-          <w:lang w:val="en-US" w:eastAsia="zh-CN"/>
-        </w:rPr>
-      </w:pPr>
-      <w:r>
-        <w:rPr>
-          <w:rFonts w:hint="default"/>
-          <w:position w:val="-14"/>
-          <w:lang w:val="en-US" w:eastAsia="zh-CN"/>
-        </w:rPr>
-        <w:t>单面板劣势： 单面板没有背面加热效应，雪滑得比双面板慢得多。</w:t>
-      </w:r>
-    </w:p>
-    <w:p>
-      <w:pPr>
-        <w:rPr>
-          <w:rFonts w:hint="default"/>
-          <w:position w:val="-14"/>
-          <w:lang w:val="en-US" w:eastAsia="zh-CN"/>
-        </w:rPr>
-      </w:pPr>
-      <w:r>
-        <w:rPr>
-          <w:rFonts w:hint="default"/>
-          <w:position w:val="-14"/>
-          <w:lang w:val="en-US" w:eastAsia="zh-CN"/>
-        </w:rPr>
-        <w:t>雪深影响： 来源 5 发现，当雪深超过 3cm 时，由于地面干扰（Ground Interference），滑动系数 sc 会从 0.4 锐减至 0.06。</w:t>
-      </w:r>
-    </w:p>
-    <w:p>
-      <w:pPr>
-        <w:rPr>
-          <w:rFonts w:hint="default"/>
-          <w:position w:val="-14"/>
-          <w:lang w:val="en-US" w:eastAsia="zh-CN"/>
-        </w:rPr>
-      </w:pPr>
-    </w:p>
-    <w:p>
-      <w:pPr>
-        <w:rPr>
-          <w:rFonts w:hint="eastAsia"/>
-          <w:position w:val="-14"/>
-          <w:lang w:val="en-US" w:eastAsia="zh-CN"/>
-        </w:rPr>
-      </w:pPr>
-      <w:r>
-        <w:rPr>
-          <w:rFonts w:hint="eastAsia"/>
-          <w:position w:val="-14"/>
-          <w:lang w:val="en-US" w:eastAsia="zh-CN"/>
-        </w:rPr>
-        <w:t>---&gt;电气失配与安装排布（Portrait vs. Landscape）</w:t>
-      </w:r>
-    </w:p>
-    <w:p>
-      <w:pPr>
-        <w:rPr>
-          <w:rFonts w:hint="eastAsia"/>
-          <w:position w:val="-14"/>
-          <w:lang w:val="en-US" w:eastAsia="zh-CN"/>
-        </w:rPr>
-      </w:pPr>
-      <w:r>
-        <w:rPr>
-          <w:rFonts w:hint="eastAsia"/>
-          <w:position w:val="-14"/>
-          <w:lang w:val="en-US" w:eastAsia="zh-CN"/>
-        </w:rPr>
-        <w:t>模型目前计算的是“面”的辐照度，但实际发电取决于“组串”的电流。</w:t>
-      </w:r>
-    </w:p>
-    <w:p>
-      <w:pPr>
-        <w:rPr>
-          <w:rFonts w:hint="eastAsia"/>
-          <w:position w:val="-14"/>
-          <w:lang w:val="en-US" w:eastAsia="zh-CN"/>
-        </w:rPr>
-      </w:pPr>
-      <w:r>
-        <w:rPr>
-          <w:rFonts w:hint="eastAsia"/>
-          <w:position w:val="-14"/>
-          <w:lang w:val="en-US" w:eastAsia="zh-CN"/>
-        </w:rPr>
-        <w:t>阴影特征：积雪通常从顶部下滑并堆积在组件底部。</w:t>
-      </w:r>
-    </w:p>
-    <w:p>
-      <w:pPr>
-        <w:rPr>
-          <w:rFonts w:hint="eastAsia"/>
-          <w:position w:val="-14"/>
-          <w:lang w:val="en-US" w:eastAsia="zh-CN"/>
-        </w:rPr>
-      </w:pPr>
-      <w:r>
-        <w:rPr>
-          <w:rFonts w:hint="eastAsia"/>
-          <w:position w:val="-14"/>
-          <w:lang w:val="en-US" w:eastAsia="zh-CN"/>
-        </w:rPr>
-        <w:t>排布影响：</w:t>
-      </w:r>
-    </w:p>
-    <w:p>
-      <w:pPr>
-        <w:rPr>
-          <w:rFonts w:hint="eastAsia"/>
-          <w:position w:val="-14"/>
-          <w:lang w:val="en-US" w:eastAsia="zh-CN"/>
-        </w:rPr>
-      </w:pPr>
-      <w:r>
-        <w:rPr>
-          <w:rFonts w:hint="eastAsia"/>
-          <w:position w:val="-14"/>
-          <w:lang w:val="en-US" w:eastAsia="zh-CN"/>
-        </w:rPr>
-        <w:t>纵向（Portrait）： 即使只有底部 10% 的雪，也会切断整个组串电流，导致 100% 功率损失。</w:t>
-      </w:r>
-    </w:p>
-    <w:p>
-      <w:pPr>
-        <w:rPr>
-          <w:rFonts w:hint="eastAsia"/>
-          <w:position w:val="-14"/>
-          <w:lang w:val="en-US" w:eastAsia="zh-CN"/>
-        </w:rPr>
-      </w:pPr>
-      <w:r>
-        <w:rPr>
-          <w:rFonts w:hint="eastAsia"/>
-          <w:position w:val="-14"/>
-          <w:lang w:val="en-US" w:eastAsia="zh-CN"/>
-        </w:rPr>
-        <w:t>横向（Landscape）： 配合旁路二极管，可以保留上方未遮挡区域的电力。</w:t>
-      </w:r>
-    </w:p>
-    <w:p>
-      <w:pPr>
-        <w:rPr>
-          <w:rFonts w:hint="eastAsia"/>
-          <w:position w:val="-14"/>
-          <w:lang w:val="en-US" w:eastAsia="zh-CN"/>
-        </w:rPr>
-      </w:pPr>
-      <w:r>
-        <w:rPr>
-          <w:rFonts w:hint="eastAsia"/>
-          <w:position w:val="-14"/>
-          <w:lang w:val="en-US" w:eastAsia="zh-CN"/>
-        </w:rPr>
-        <w:t>对 DW 的优化意义： 如果最优β较小，必须在模型中加入一个“布局折减因子”,或者强制建议在南极采用横向排布。</w:t>
-      </w:r>
-    </w:p>
-    <w:p>
-      <w:pPr>
-        <w:rPr>
-          <w:rFonts w:hint="default"/>
-          <w:position w:val="-14"/>
-          <w:lang w:val="en-US" w:eastAsia="zh-CN"/>
-        </w:rPr>
-      </w:pPr>
-    </w:p>
-    <w:p>
-      <w:pPr>
-        <w:rPr>
-          <w:rFonts w:hint="eastAsia"/>
-          <w:position w:val="-14"/>
-          <w:lang w:val="en-US" w:eastAsia="zh-CN"/>
-        </w:rPr>
-      </w:pPr>
-      <w:r>
-        <w:rPr>
-          <w:rFonts w:hint="eastAsia"/>
-          <w:position w:val="-14"/>
-          <w:lang w:val="en-US" w:eastAsia="zh-CN"/>
-        </w:rPr>
-        <w:t>---&gt;阵列自遮挡（Ground Self-Shading）</w:t>
-      </w:r>
-    </w:p>
-    <w:p>
-      <w:pPr>
-        <w:rPr>
-          <w:rFonts w:hint="eastAsia"/>
-          <w:position w:val="-14"/>
-          <w:lang w:val="en-US" w:eastAsia="zh-CN"/>
-        </w:rPr>
-      </w:pPr>
-      <w:r>
-        <w:rPr>
-          <w:rFonts w:hint="eastAsia"/>
-          <w:position w:val="-14"/>
-          <w:lang w:val="en-US" w:eastAsia="zh-CN"/>
-        </w:rPr>
-        <w:t>[论文2] 光伏阵列会在地面投射长阴影。</w:t>
-      </w:r>
-    </w:p>
-    <w:p>
-      <w:pPr>
-        <w:rPr>
-          <w:rFonts w:hint="eastAsia"/>
-          <w:position w:val="-14"/>
-          <w:lang w:val="en-US" w:eastAsia="zh-CN"/>
-        </w:rPr>
-      </w:pPr>
-      <w:r>
-        <w:rPr>
-          <w:rFonts w:hint="eastAsia"/>
-          <w:position w:val="-14"/>
-          <w:lang w:val="en-US" w:eastAsia="zh-CN"/>
-        </w:rPr>
-        <w:t>GD 项假设地面是全亮的，但在南极极低太阳角下，组件前面的地面很大一部分处于阵列自身的阴影中。</w:t>
-      </w:r>
-    </w:p>
-    <w:p>
-      <w:pPr>
-        <w:rPr>
-          <w:rFonts w:hint="eastAsia"/>
-          <w:position w:val="-14"/>
-          <w:lang w:val="en-US" w:eastAsia="zh-CN"/>
-        </w:rPr>
-      </w:pPr>
-      <w:r>
-        <w:rPr>
-          <w:rFonts w:hint="eastAsia"/>
-          <w:position w:val="-14"/>
-          <w:lang w:val="en-US" w:eastAsia="zh-CN"/>
-        </w:rPr>
-        <w:t>需要对 αeff</w:t>
-      </w:r>
-      <w:r>
-        <w:rPr>
-          <w:rFonts w:hint="default"/>
-          <w:position w:val="-14"/>
-          <w:lang w:val="en-US" w:eastAsia="zh-CN"/>
-        </w:rPr>
-        <w:t>’</w:t>
-      </w:r>
-      <w:r>
-        <w:rPr>
-          <w:rFonts w:hint="eastAsia"/>
-          <w:position w:val="-14"/>
-          <w:lang w:val="en-US" w:eastAsia="zh-CN"/>
-        </w:rPr>
-        <w:t>(t) 项进行几何阴影折减。如果光伏板“看到”的地面 50% 是黑的，那么反射项的贡献也要减半。</w:t>
-      </w:r>
-    </w:p>
-    <w:p>
-      <w:pPr>
-        <w:rPr>
-          <w:rFonts w:hint="default"/>
-          <w:position w:val="-14"/>
-          <w:lang w:val="en-US" w:eastAsia="zh-CN"/>
-        </w:rPr>
-      </w:pPr>
-    </w:p>
-    <w:p>
-      <w:pPr>
-        <w:rPr>
-          <w:rFonts w:hint="default"/>
-          <w:position w:val="-14"/>
-          <w:lang w:val="en-US" w:eastAsia="zh-CN"/>
-        </w:rPr>
-      </w:pPr>
-      <w:r>
-        <w:rPr>
-          <w:rFonts w:hint="eastAsia"/>
-          <w:position w:val="-14"/>
-          <w:lang w:val="en-US" w:eastAsia="zh-CN"/>
-        </w:rPr>
-        <w:t>---&gt;双面或许更优</w:t>
-      </w:r>
-      <w:bookmarkStart w:id="0" w:name="_GoBack"/>
-      <w:bookmarkEnd w:id="0"/>
-    </w:p>
-    <w:p>
-      <w:pPr>
-        <w:rPr>
-          <w:rFonts w:hint="default"/>
-          <w:position w:val="-14"/>
-          <w:lang w:val="en-US" w:eastAsia="zh-CN"/>
-        </w:rPr>
-      </w:pPr>
-    </w:p>
-    <w:p>
-      <w:pPr>
-        <w:rPr>
-          <w:rFonts w:hint="default"/>
-          <w:position w:val="-14"/>
-          <w:lang w:val="en-US" w:eastAsia="zh-CN"/>
-        </w:rPr>
-      </w:pPr>
-      <w:r>
-        <w:rPr>
-          <w:rFonts w:hint="eastAsia"/>
-          <w:position w:val="-14"/>
-          <w:lang w:val="en-US" w:eastAsia="zh-CN"/>
-        </w:rPr>
-        <w:t>------------------------------------------------------------------------------------------------------------------------------</w:t>
+        <w:t>flow_sun(γ)</w:t>
+      </w:r>
+    </w:p>
+    <w:p>
+      <w:pPr>
+        <w:rPr>
+          <w:rFonts w:hint="default"/>
+          <w:b/>
+          <w:bCs/>
+          <w:color w:val="E54C5E" w:themeColor="accent6"/>
+          <w:position w:val="-14"/>
+          <w:lang w:val="en-US" w:eastAsia="zh-CN"/>
+          <w14:textFill>
+            <w14:solidFill>
+              <w14:schemeClr w14:val="accent6"/>
+            </w14:solidFill>
+          </w14:textFill>
+        </w:rPr>
+      </w:pPr>
+    </w:p>
+    <w:p>
+      <w:pPr>
+        <w:rPr>
+          <w:rFonts w:hint="eastAsia"/>
+          <w:position w:val="-14"/>
+          <w:lang w:val="en-US" w:eastAsia="zh-CN"/>
+        </w:rPr>
+      </w:pPr>
+      <w:r>
+        <w:rPr>
+          <w:rFonts w:hint="eastAsia"/>
+          <w:position w:val="-14"/>
+          <w:lang w:val="en-US" w:eastAsia="zh-CN"/>
+        </w:rPr>
+        <w:t>以Perez模型为基础</w:t>
+      </w:r>
+    </w:p>
+    <w:p>
+      <w:pPr>
+        <w:rPr>
+          <w:rFonts w:hint="default"/>
+          <w:b/>
+          <w:bCs/>
+          <w:color w:val="E54C5E" w:themeColor="accent6"/>
+          <w:position w:val="-14"/>
+          <w:lang w:val="en-US" w:eastAsia="zh-CN"/>
+          <w14:textFill>
+            <w14:solidFill>
+              <w14:schemeClr w14:val="accent6"/>
+            </w14:solidFill>
+          </w14:textFill>
+        </w:rPr>
+      </w:pPr>
+      <w:r>
+        <w:rPr>
+          <w:rFonts w:hint="eastAsia"/>
+          <w:position w:val="-14"/>
+          <w:lang w:val="en-US" w:eastAsia="zh-CN"/>
+        </w:rPr>
+        <w:t xml:space="preserve">-&gt;e.g. </w:t>
+      </w:r>
+      <w:r>
+        <w:rPr>
+          <w:rFonts w:hint="default"/>
+          <w:position w:val="-14"/>
+          <w:lang w:val="en-US" w:eastAsia="zh-CN"/>
+        </w:rPr>
+        <w:t>Gsky​=DHI⋅(Fiso​+Fcircumsolar​+Fhorizon​)</w:t>
+      </w:r>
+    </w:p>
+    <w:p>
+      <w:pPr>
+        <w:rPr>
+          <w:rFonts w:hint="default"/>
+          <w:position w:val="-14"/>
+          <w:lang w:val="en-US" w:eastAsia="zh-CN"/>
+        </w:rPr>
+      </w:pPr>
+      <w:r>
+        <w:rPr>
+          <w:rFonts w:hint="eastAsia"/>
+          <w:position w:val="-14"/>
+          <w:lang w:val="en-US" w:eastAsia="zh-CN"/>
+        </w:rPr>
+        <w:t>poa</w:t>
+      </w:r>
+      <w:r>
+        <w:rPr>
+          <w:rFonts w:hint="default"/>
+          <w:position w:val="-14"/>
+          <w:lang w:val="en-US" w:eastAsia="zh-CN"/>
+        </w:rPr>
+        <w:t>= pvlib.irradiance.get_total_irradiance( surface_tilt=beta, surface_azimuth=gamma, dni=dni, ghi=ghi, dhi=dhi, solar_zenith=theta_z, solar_azimuth=azimuth, albedo=, model='perez' )</w:t>
+      </w:r>
+    </w:p>
+    <w:p>
+      <w:pPr>
+        <w:rPr>
+          <w:rFonts w:hint="default"/>
+          <w:position w:val="-14"/>
+          <w:lang w:val="en-US" w:eastAsia="zh-CN"/>
+        </w:rPr>
+      </w:pPr>
+      <w:r>
+        <w:rPr>
+          <w:rFonts w:hint="default"/>
+          <w:position w:val="-14"/>
+          <w:lang w:val="en-US" w:eastAsia="zh-CN"/>
+        </w:rPr>
+        <w:t>G_beam = poa['poa_direct']</w:t>
+      </w:r>
+      <w:r>
+        <w:rPr>
+          <w:rFonts w:hint="default"/>
+          <w:position w:val="-14"/>
+          <w:lang w:val="en-US" w:eastAsia="zh-CN"/>
+        </w:rPr>
+        <w:br w:type="textWrapping"/>
+      </w:r>
+      <w:r>
+        <w:rPr>
+          <w:rFonts w:hint="default"/>
+          <w:position w:val="-14"/>
+          <w:lang w:val="en-US" w:eastAsia="zh-CN"/>
+        </w:rPr>
+        <w:t>G_sky = poa['poa_sky_diffuse']</w:t>
+      </w:r>
+      <w:r>
+        <w:rPr>
+          <w:rFonts w:hint="default"/>
+          <w:position w:val="-14"/>
+          <w:lang w:val="en-US" w:eastAsia="zh-CN"/>
+        </w:rPr>
+        <w:br w:type="textWrapping"/>
+      </w:r>
+      <w:r>
+        <w:rPr>
+          <w:rFonts w:hint="default"/>
+          <w:position w:val="-14"/>
+          <w:lang w:val="en-US" w:eastAsia="zh-CN"/>
+        </w:rPr>
+        <w:t>G_ground = poa['poa_ground_diffuse']</w:t>
+      </w:r>
+    </w:p>
+    <w:p>
+      <w:pPr>
+        <w:rPr>
+          <w:rFonts w:hint="default"/>
+          <w:position w:val="-14"/>
+          <w:lang w:val="en-US" w:eastAsia="zh-CN"/>
+        </w:rPr>
+      </w:pPr>
+    </w:p>
+    <w:p>
+      <w:pPr>
+        <w:rPr>
+          <w:rFonts w:hint="eastAsia"/>
+          <w:position w:val="-14"/>
+          <w:lang w:val="en-US" w:eastAsia="zh-CN"/>
+        </w:rPr>
+      </w:pPr>
+      <w:r>
+        <w:rPr>
+          <w:rFonts w:hint="eastAsia"/>
+          <w:position w:val="-14"/>
+          <w:lang w:val="en-US" w:eastAsia="zh-CN"/>
+        </w:rPr>
+        <w:t>已经做的5个优化:</w:t>
       </w:r>
     </w:p>
     <w:p>
@@ -2286,6 +2018,1263 @@
         <w:numPr>
           <w:ilvl w:val="0"/>
           <w:numId w:val="1"/>
+        </w:numPr>
+        <w:rPr>
+          <w:rFonts w:hint="eastAsia"/>
+          <w:position w:val="-14"/>
+          <w:lang w:val="en-US" w:eastAsia="zh-CN"/>
+        </w:rPr>
+      </w:pPr>
+      <w:r>
+        <w:rPr>
+          <w:rFonts w:hint="eastAsia"/>
+          <w:position w:val="-14"/>
+          <w:lang w:val="en-US" w:eastAsia="zh-CN"/>
+        </w:rPr>
+        <w:t xml:space="preserve">FlAM </w:t>
+      </w:r>
+    </w:p>
+    <w:p>
+      <w:pPr>
+        <w:numPr>
+          <w:numId w:val="0"/>
+        </w:numPr>
+        <w:rPr>
+          <w:rFonts w:hint="default"/>
+          <w:position w:val="-14"/>
+          <w:lang w:val="en-US" w:eastAsia="zh-CN"/>
+        </w:rPr>
+      </w:pPr>
+      <w:r>
+        <w:rPr>
+          <w:rFonts w:hint="default"/>
+          <w:position w:val="-14"/>
+          <w:lang w:val="en-US" w:eastAsia="zh-CN"/>
+        </w:rPr>
+        <w:t>为了修正南极低太阳高度角下，光伏板玻璃表面的角度反射损失，</w:t>
+      </w:r>
+      <w:r>
+        <w:rPr>
+          <w:rFonts w:hint="eastAsia"/>
+          <w:position w:val="-14"/>
+          <w:lang w:val="en-US" w:eastAsia="zh-CN"/>
+        </w:rPr>
+        <w:t>本模型</w:t>
+      </w:r>
+      <w:r>
+        <w:rPr>
+          <w:rFonts w:hint="default"/>
+          <w:position w:val="-14"/>
+          <w:lang w:val="en-US" w:eastAsia="zh-CN"/>
+        </w:rPr>
+        <w:t>引入了入射角修正因子 (fIAM)。其中，直射项修正参考 Sandia IAM 模型，而天空散射项的修正因子 (fIAM,diff​) 则参考 Martin and Ruiz 分析模型，以确保在大入射角条件下有效利用辐照度计算的准确性。</w:t>
+      </w:r>
+    </w:p>
+    <w:p>
+      <w:pPr>
+        <w:numPr>
+          <w:numId w:val="0"/>
+        </w:numPr>
+        <w:rPr>
+          <w:rFonts w:hint="eastAsia"/>
+          <w:b/>
+          <w:bCs/>
+          <w:position w:val="-14"/>
+          <w:lang w:val="en-US" w:eastAsia="zh-CN"/>
+        </w:rPr>
+      </w:pPr>
+      <w:r>
+        <w:rPr>
+          <w:rFonts w:hint="eastAsia"/>
+          <w:b/>
+          <w:bCs/>
+          <w:position w:val="-14"/>
+          <w:lang w:val="en-US" w:eastAsia="zh-CN"/>
+        </w:rPr>
+        <w:t xml:space="preserve"> IAM(θ)=1−b0​(1/cosθ​−1)</w:t>
+      </w:r>
+    </w:p>
+    <w:p>
+      <w:pPr>
+        <w:numPr>
+          <w:numId w:val="0"/>
+        </w:numPr>
+        <w:rPr>
+          <w:rFonts w:hint="default"/>
+          <w:position w:val="-14"/>
+          <w:lang w:val="en-US" w:eastAsia="zh-CN"/>
+        </w:rPr>
+      </w:pPr>
+    </w:p>
+    <w:p>
+      <w:pPr>
+        <w:numPr>
+          <w:numId w:val="0"/>
+        </w:numPr>
+        <w:rPr>
+          <w:rFonts w:hint="eastAsia"/>
+          <w:position w:val="-14"/>
+          <w:lang w:val="en-US" w:eastAsia="zh-CN"/>
+        </w:rPr>
+      </w:pPr>
+      <w:r>
+        <w:rPr>
+          <w:rFonts w:hint="eastAsia"/>
+          <w:position w:val="-14"/>
+          <w:lang w:val="en-US" w:eastAsia="zh-CN"/>
+        </w:rPr>
+        <w:t xml:space="preserve">-&gt; ($1 2.4) Angular reflection losses at the front and rear module surface are accounted for with the </w:t>
+      </w:r>
+      <w:r>
+        <w:rPr>
+          <w:rFonts w:hint="eastAsia"/>
+          <w:b/>
+          <w:bCs/>
+          <w:position w:val="-14"/>
+          <w:lang w:val="en-US" w:eastAsia="zh-CN"/>
+        </w:rPr>
+        <w:t xml:space="preserve">Sandia incident angle modifier (IAM) model </w:t>
+      </w:r>
+      <w:r>
+        <w:rPr>
+          <w:rFonts w:hint="eastAsia"/>
+          <w:position w:val="-14"/>
+          <w:lang w:val="en-US" w:eastAsia="zh-CN"/>
+        </w:rPr>
+        <w:t xml:space="preserve">(King et al., 2004). An IAM profile for a c-Si module with non-antireflective coated glass was used for the rear side. </w:t>
+      </w:r>
+    </w:p>
+    <w:p>
+      <w:pPr>
+        <w:numPr>
+          <w:numId w:val="0"/>
+        </w:numPr>
+        <w:rPr>
+          <w:rFonts w:hint="eastAsia"/>
+          <w:position w:val="-14"/>
+          <w:lang w:val="en-US" w:eastAsia="zh-CN"/>
+        </w:rPr>
+      </w:pPr>
+      <w:r>
+        <w:rPr>
+          <w:rFonts w:hint="eastAsia"/>
+          <w:position w:val="-14"/>
+          <w:lang w:val="en-US" w:eastAsia="zh-CN"/>
+        </w:rPr>
+        <w:t xml:space="preserve">-&gt;($2 2.2&amp;3.1)  One problem of the reference cell, however, is that reflections from its planar glass cover significantly reduce the measured effective irradiance at high angles of incidence. This effect can be modelled approximately using incident angle modifier (IAM) models. In Fig. 2 we show the result of fitting the 1-parameter </w:t>
+      </w:r>
+      <w:r>
+        <w:rPr>
+          <w:rFonts w:hint="eastAsia"/>
+          <w:b/>
+          <w:bCs/>
+          <w:position w:val="-14"/>
+          <w:lang w:val="en-US" w:eastAsia="zh-CN"/>
+        </w:rPr>
+        <w:t>Martin and Ruiz IAM model</w:t>
+      </w:r>
+      <w:r>
+        <w:rPr>
+          <w:rFonts w:hint="eastAsia"/>
+          <w:position w:val="-14"/>
+          <w:lang w:val="en-US" w:eastAsia="zh-CN"/>
+        </w:rPr>
+        <w:t xml:space="preserve"> [23] to the reference cellangularresponseusingaparameterar=0.163. This enables an angular correction to be applied, albeit with the introduction of signif-icant uncertainty. We discuss the implications of the angular and spec-tral effects further in section 3.1.</w:t>
+      </w:r>
+    </w:p>
+    <w:p>
+      <w:pPr>
+        <w:numPr>
+          <w:numId w:val="0"/>
+        </w:numPr>
+        <w:ind w:firstLine="420" w:firstLineChars="0"/>
+        <w:rPr>
+          <w:rFonts w:hint="eastAsia"/>
+          <w:position w:val="-14"/>
+          <w:lang w:val="en-US" w:eastAsia="zh-CN"/>
+        </w:rPr>
+      </w:pPr>
+      <w:r>
+        <w:rPr>
+          <w:rFonts w:hint="eastAsia"/>
+          <w:position w:val="-14"/>
+          <w:lang w:val="en-US" w:eastAsia="zh-CN"/>
+        </w:rPr>
+        <w:t>In the first, we modify the reference cell albedometer measurement with an angular-response correction to reference cell irradiance measurements: where G</w:t>
+      </w:r>
+      <w:r>
+        <w:rPr>
+          <w:rFonts w:hint="default"/>
+          <w:position w:val="-14"/>
+          <w:lang w:val="en-US" w:eastAsia="zh-CN"/>
+        </w:rPr>
+        <w:t>’</w:t>
+      </w:r>
+      <w:r>
+        <w:rPr>
+          <w:rFonts w:hint="eastAsia"/>
+          <w:position w:val="-14"/>
+          <w:lang w:val="en-US" w:eastAsia="zh-CN"/>
+        </w:rPr>
+        <w:t>sky and G</w:t>
+      </w:r>
+      <w:r>
+        <w:rPr>
+          <w:rFonts w:hint="default"/>
+          <w:position w:val="-14"/>
+          <w:lang w:val="en-US" w:eastAsia="zh-CN"/>
+        </w:rPr>
+        <w:t>’</w:t>
+      </w:r>
+      <w:r>
+        <w:rPr>
+          <w:rFonts w:hint="eastAsia"/>
+          <w:position w:val="-14"/>
+          <w:lang w:val="en-US" w:eastAsia="zh-CN"/>
+        </w:rPr>
+        <w:t xml:space="preserve">ground are the incident-angle corrected irradiances measured, derived from the sky-facing and ground-facing reference cell measured irradiances Gsky and Gground, respectively. kdiff is the diffuse light fraction, fIAM(θ) is the incident angle modifier (IAM) function for direct light, and fIAM,diff is the IAM for diffuse light. We used the Martin and Ruiz [23] IAM model with fit parameter ar = 0.163 and </w:t>
+      </w:r>
+      <w:r>
+        <w:rPr>
+          <w:rFonts w:hint="eastAsia"/>
+          <w:b/>
+          <w:bCs/>
+          <w:position w:val="-14"/>
+          <w:lang w:val="en-US" w:eastAsia="zh-CN"/>
+        </w:rPr>
+        <w:t>fIAM,diff = 0.986 derived by assuming isotropic diffuse radiance.</w:t>
+      </w:r>
+      <w:r>
+        <w:rPr>
+          <w:rFonts w:hint="eastAsia"/>
+          <w:position w:val="-14"/>
+          <w:lang w:val="en-US" w:eastAsia="zh-CN"/>
+        </w:rPr>
+        <w:t xml:space="preserve"> As θSun and kdiff are not measured directly, they were inferred from calculation [29] and estimation [30] respectively, using location, time and GHI as inputs. This method is relatively complex to implement and relies on estimation and assumptions. </w:t>
+      </w:r>
+    </w:p>
+    <w:p>
+      <w:pPr>
+        <w:numPr>
+          <w:numId w:val="0"/>
+        </w:numPr>
+        <w:rPr>
+          <w:rFonts w:hint="eastAsia"/>
+          <w:position w:val="-14"/>
+          <w:lang w:val="en-US" w:eastAsia="zh-CN"/>
+        </w:rPr>
+      </w:pPr>
+    </w:p>
+    <w:p>
+      <w:pPr>
+        <w:numPr>
+          <w:numId w:val="0"/>
+        </w:numPr>
+        <w:rPr>
+          <w:rFonts w:hint="default"/>
+          <w:position w:val="-14"/>
+          <w:lang w:val="en-US" w:eastAsia="zh-CN"/>
+        </w:rPr>
+      </w:pPr>
+    </w:p>
+    <w:p>
+      <w:pPr>
+        <w:numPr>
+          <w:ilvl w:val="0"/>
+          <w:numId w:val="0"/>
+        </w:numPr>
+        <w:ind w:left="0" w:leftChars="0" w:firstLine="0" w:firstLineChars="0"/>
+        <w:rPr>
+          <w:rFonts w:hint="eastAsia"/>
+          <w:position w:val="-14"/>
+          <w:lang w:val="en-US" w:eastAsia="zh-CN"/>
+        </w:rPr>
+      </w:pPr>
+      <w:r>
+        <w:rPr>
+          <w:rFonts w:hint="default" w:asciiTheme="minorHAnsi" w:hAnsiTheme="minorHAnsi" w:eastAsiaTheme="minorEastAsia" w:cstheme="minorBidi"/>
+          <w:kern w:val="2"/>
+          <w:position w:val="-14"/>
+          <w:sz w:val="21"/>
+          <w:szCs w:val="24"/>
+          <w:lang w:val="en-US" w:eastAsia="zh-CN" w:bidi="ar-SA"/>
+        </w:rPr>
+        <w:t>2.</w:t>
+      </w:r>
+      <w:r>
+        <w:rPr>
+          <w:rFonts w:hint="eastAsia"/>
+          <w:position w:val="-14"/>
+          <w:lang w:val="en-US" w:eastAsia="zh-CN"/>
+        </w:rPr>
+        <w:t>0.98 光谱错配</w:t>
+      </w:r>
+    </w:p>
+    <w:p>
+      <w:pPr>
+        <w:numPr>
+          <w:ilvl w:val="0"/>
+          <w:numId w:val="0"/>
+        </w:numPr>
+        <w:ind w:left="0" w:leftChars="0" w:firstLine="0" w:firstLineChars="0"/>
+        <w:rPr>
+          <w:rFonts w:hint="default"/>
+          <w:position w:val="-14"/>
+          <w:lang w:val="en-US" w:eastAsia="zh-CN"/>
+        </w:rPr>
+      </w:pPr>
+      <w:r>
+        <w:rPr>
+          <w:rFonts w:hint="eastAsia"/>
+          <w:position w:val="-14"/>
+          <w:lang w:val="en-US" w:eastAsia="zh-CN"/>
+        </w:rPr>
+        <w:t>-&gt;($1 3.3 fig12)</w:t>
+      </w:r>
+      <w:r>
+        <w:rPr>
+          <w:rFonts w:hint="default"/>
+          <w:position w:val="-14"/>
+          <w:lang w:val="en-US" w:eastAsia="zh-CN"/>
+        </w:rPr>
+        <w:t> The spectral nature of albedo is shown to have significant influence on bifacial photo-voltaic performance wherein backside spectral impact as high as 1.20 is observed for fixed-tilt systems above green vegetation and as low as 0.98 for systems above snow. </w:t>
+      </w:r>
+    </w:p>
+    <w:p>
+      <w:pPr>
+        <w:numPr>
+          <w:ilvl w:val="0"/>
+          <w:numId w:val="0"/>
+        </w:numPr>
+        <w:ind w:left="0" w:leftChars="0" w:firstLine="0" w:firstLineChars="0"/>
+        <w:rPr>
+          <w:rFonts w:hint="default"/>
+          <w:position w:val="-14"/>
+          <w:lang w:val="en-US" w:eastAsia="zh-CN"/>
+        </w:rPr>
+      </w:pPr>
+    </w:p>
+    <w:p>
+      <w:pPr>
+        <w:numPr>
+          <w:ilvl w:val="0"/>
+          <w:numId w:val="1"/>
+        </w:numPr>
+        <w:ind w:left="0" w:leftChars="0" w:firstLine="0" w:firstLineChars="0"/>
+        <w:rPr>
+          <w:rFonts w:hint="default" w:asciiTheme="minorHAnsi" w:hAnsiTheme="minorHAnsi" w:eastAsiaTheme="minorEastAsia" w:cstheme="minorBidi"/>
+          <w:kern w:val="2"/>
+          <w:position w:val="-14"/>
+          <w:sz w:val="21"/>
+          <w:szCs w:val="24"/>
+          <w:lang w:val="en-US" w:eastAsia="zh-CN" w:bidi="ar-SA"/>
+        </w:rPr>
+      </w:pPr>
+      <w:r>
+        <w:rPr>
+          <w:rFonts w:hint="default" w:asciiTheme="minorHAnsi" w:hAnsiTheme="minorHAnsi" w:eastAsiaTheme="minorEastAsia" w:cstheme="minorBidi"/>
+          <w:kern w:val="2"/>
+          <w:position w:val="-14"/>
+          <w:sz w:val="21"/>
+          <w:szCs w:val="24"/>
+          <w:lang w:val="en-US" w:eastAsia="zh-CN" w:bidi="ar-SA"/>
+        </w:rPr>
+        <w:t>αeff′(t)</w:t>
+      </w:r>
+    </w:p>
+    <w:p>
+      <w:pPr>
+        <w:numPr>
+          <w:numId w:val="0"/>
+        </w:numPr>
+        <w:ind w:leftChars="0"/>
+        <w:rPr>
+          <w:rFonts w:hint="default" w:asciiTheme="minorHAnsi" w:hAnsiTheme="minorHAnsi" w:eastAsiaTheme="minorEastAsia" w:cstheme="minorBidi"/>
+          <w:kern w:val="2"/>
+          <w:position w:val="-14"/>
+          <w:sz w:val="21"/>
+          <w:szCs w:val="24"/>
+          <w:lang w:val="en-US" w:eastAsia="zh-CN" w:bidi="ar-SA"/>
+        </w:rPr>
+      </w:pPr>
+      <w:r>
+        <w:rPr>
+          <w:rFonts w:hint="eastAsia" w:asciiTheme="minorHAnsi" w:hAnsiTheme="minorHAnsi" w:eastAsiaTheme="minorEastAsia" w:cstheme="minorBidi"/>
+          <w:kern w:val="2"/>
+          <w:position w:val="-14"/>
+          <w:sz w:val="21"/>
+          <w:szCs w:val="24"/>
+          <w:lang w:val="en-US" w:eastAsia="zh-CN" w:bidi="ar-SA"/>
+        </w:rPr>
+        <w:t>kdiff(t)*αws(t)+(1−kdiff(t))*αbs(θSun,t)</w:t>
+      </w:r>
+      <w:r>
+        <w:rPr>
+          <w:rFonts w:hint="eastAsia" w:cstheme="minorBidi"/>
+          <w:kern w:val="2"/>
+          <w:position w:val="-14"/>
+          <w:sz w:val="21"/>
+          <w:szCs w:val="24"/>
+          <w:lang w:val="en-US" w:eastAsia="zh-CN" w:bidi="ar-SA"/>
+        </w:rPr>
+        <w:t xml:space="preserve">, </w:t>
+      </w:r>
+      <w:r>
+        <w:rPr>
+          <w:rFonts w:hint="eastAsia" w:asciiTheme="minorHAnsi" w:hAnsiTheme="minorHAnsi" w:eastAsiaTheme="minorEastAsia" w:cstheme="minorBidi"/>
+          <w:kern w:val="2"/>
+          <w:position w:val="-14"/>
+          <w:sz w:val="21"/>
+          <w:szCs w:val="24"/>
+          <w:lang w:val="en-US" w:eastAsia="zh-CN" w:bidi="ar-SA"/>
+        </w:rPr>
+        <w:t>核心在于将到达地面的太阳辐射拆分为“直射”与“散射”两个物理分量，并分别考虑地表对这两种不同光性质的反射特性。</w:t>
+      </w:r>
+      <w:r>
+        <w:rPr>
+          <w:rFonts w:hint="eastAsia" w:cstheme="minorBidi"/>
+          <w:kern w:val="2"/>
+          <w:position w:val="-14"/>
+          <w:sz w:val="21"/>
+          <w:szCs w:val="24"/>
+          <w:lang w:val="en-US" w:eastAsia="zh-CN" w:bidi="ar-SA"/>
+        </w:rPr>
+        <w:t>αws为white sky albedo, while αbs为black sky albedo, 这两个由BRDF卫星数据获得.</w:t>
+      </w:r>
+    </w:p>
+    <w:p>
+      <w:pPr>
+        <w:numPr>
+          <w:ilvl w:val="0"/>
+          <w:numId w:val="0"/>
+        </w:numPr>
+        <w:ind w:left="0" w:leftChars="0" w:firstLine="0" w:firstLineChars="0"/>
+        <w:rPr>
+          <w:rFonts w:hint="default"/>
+          <w:position w:val="-14"/>
+          <w:lang w:val="en-US" w:eastAsia="zh-CN"/>
+        </w:rPr>
+      </w:pPr>
+      <w:r>
+        <w:rPr>
+          <w:rFonts w:hint="eastAsia"/>
+          <w:position w:val="-14"/>
+          <w:lang w:val="en-US" w:eastAsia="zh-CN"/>
+        </w:rPr>
+        <w:t xml:space="preserve">-&gt;($1 2.3) </w:t>
+      </w:r>
+      <w:r>
+        <w:rPr>
+          <w:rFonts w:hint="default"/>
+          <w:position w:val="-14"/>
+          <w:lang w:val="en-US" w:eastAsia="zh-CN"/>
+        </w:rPr>
+        <w:t>In principle, the calculation of albedo from BRDF requires the 5- dimensional integration of the product of spectrally and angularly resolved incident radiance with the spectrally resolved BRDF. This is complex and requires more information than is typically available. For simplicity, it is convenient to separate into two components: White-sky albedo αws and black-sky albedo αbs, representing diffuse and direct illumination components respectively. αws is calculated from a bi</w:t>
+      </w:r>
+      <w:r>
+        <w:rPr>
+          <w:rFonts w:hint="default"/>
+          <w:position w:val="-14"/>
+          <w:lang w:val="en-US" w:eastAsia="zh-CN"/>
+        </w:rPr>
+        <w:t/>
+      </w:r>
+      <w:r>
+        <w:rPr>
+          <w:rFonts w:hint="default"/>
+          <w:position w:val="-14"/>
+          <w:lang w:val="en-US" w:eastAsia="zh-CN"/>
+        </w:rPr>
+        <w:t>hemispherical integral of the surface BRDF assuming an isotropic light source (diffuse sky). αbs is calculated from a single hemispherical inte</w:t>
+      </w:r>
+      <w:r>
+        <w:rPr>
+          <w:rFonts w:hint="default"/>
+          <w:position w:val="-14"/>
+          <w:lang w:val="en-US" w:eastAsia="zh-CN"/>
+        </w:rPr>
+        <w:t/>
+      </w:r>
+      <w:r>
+        <w:rPr>
+          <w:rFonts w:hint="default"/>
+          <w:position w:val="-14"/>
+          <w:lang w:val="en-US" w:eastAsia="zh-CN"/>
+        </w:rPr>
+        <w:t>gral of the BRDF assuming that all incoming light is from a single di</w:t>
+      </w:r>
+      <w:r>
+        <w:rPr>
+          <w:rFonts w:hint="default"/>
+          <w:position w:val="-14"/>
+          <w:lang w:val="en-US" w:eastAsia="zh-CN"/>
+        </w:rPr>
+        <w:t/>
+      </w:r>
+      <w:r>
+        <w:rPr>
+          <w:rFonts w:hint="default"/>
+          <w:position w:val="-14"/>
+          <w:lang w:val="en-US" w:eastAsia="zh-CN"/>
+        </w:rPr>
+        <w:t xml:space="preserve">rection (the Sun). αbs is a function of solar zenith angle θSun, whereas αws is independent of the Sun’s position. The total albedo α estimated from a weighted sum of these sources: </w:t>
+      </w:r>
+    </w:p>
+    <w:p>
+      <w:pPr>
+        <w:numPr>
+          <w:ilvl w:val="0"/>
+          <w:numId w:val="0"/>
+        </w:numPr>
+        <w:ind w:left="0" w:leftChars="0" w:firstLine="0" w:firstLineChars="0"/>
+        <w:rPr>
+          <w:rFonts w:hint="default"/>
+          <w:b/>
+          <w:bCs/>
+          <w:position w:val="-14"/>
+          <w:lang w:val="en-US" w:eastAsia="zh-CN"/>
+        </w:rPr>
+      </w:pPr>
+      <w:r>
+        <w:rPr>
+          <w:rFonts w:hint="default"/>
+          <w:b/>
+          <w:bCs/>
+          <w:position w:val="-14"/>
+          <w:lang w:val="en-US" w:eastAsia="zh-CN"/>
+        </w:rPr>
+        <w:t xml:space="preserve">α = kdiff αws + ( 1 − kdiff ) αbs </w:t>
+      </w:r>
+    </w:p>
+    <w:p>
+      <w:pPr>
+        <w:numPr>
+          <w:ilvl w:val="0"/>
+          <w:numId w:val="0"/>
+        </w:numPr>
+        <w:ind w:left="0" w:leftChars="0" w:firstLine="0" w:firstLineChars="0"/>
+        <w:rPr>
+          <w:rFonts w:hint="default"/>
+          <w:position w:val="-14"/>
+          <w:lang w:val="en-US" w:eastAsia="zh-CN"/>
+        </w:rPr>
+      </w:pPr>
+      <w:r>
+        <w:rPr>
+          <w:rFonts w:hint="default"/>
+          <w:position w:val="-14"/>
+          <w:lang w:val="en-US" w:eastAsia="zh-CN"/>
+        </w:rPr>
+        <w:t>where kdiff is the quotient of diffuse horizontal irradiance (DHI) divided by global horizontal irradiance (GHI). We used this approach to estimate effective albedo using the following procedure</w:t>
+      </w:r>
+    </w:p>
+    <w:p>
+      <w:pPr>
+        <w:numPr>
+          <w:ilvl w:val="0"/>
+          <w:numId w:val="0"/>
+        </w:numPr>
+        <w:ind w:left="0" w:leftChars="0" w:firstLine="0" w:firstLineChars="0"/>
+        <w:rPr>
+          <w:rFonts w:hint="default"/>
+          <w:position w:val="-14"/>
+          <w:lang w:val="en-US" w:eastAsia="zh-CN"/>
+        </w:rPr>
+      </w:pPr>
+    </w:p>
+    <w:p>
+      <w:pPr>
+        <w:numPr>
+          <w:numId w:val="0"/>
+        </w:numPr>
+        <w:ind w:leftChars="0"/>
+        <w:rPr>
+          <w:rFonts w:hint="eastAsia"/>
+          <w:position w:val="-14"/>
+          <w:lang w:val="en-US" w:eastAsia="zh-CN"/>
+        </w:rPr>
+      </w:pPr>
+      <w:r>
+        <w:rPr>
+          <w:rFonts w:hint="eastAsia"/>
+          <w:position w:val="-14"/>
+          <w:lang w:val="en-US" w:eastAsia="zh-CN"/>
+        </w:rPr>
+        <w:t>4.flow_sun(</w:t>
+      </w:r>
+      <w:r>
+        <w:rPr>
+          <w:rFonts w:hint="default"/>
+          <w:b/>
+          <w:bCs/>
+          <w:color w:val="E54C5E" w:themeColor="accent6"/>
+          <w:position w:val="-14"/>
+          <w:lang w:val="en-US" w:eastAsia="zh-CN"/>
+          <w14:textFill>
+            <w14:solidFill>
+              <w14:schemeClr w14:val="accent6"/>
+            </w14:solidFill>
+          </w14:textFill>
+        </w:rPr>
+        <w:t>γ</w:t>
+      </w:r>
+      <w:r>
+        <w:rPr>
+          <w:rFonts w:hint="eastAsia"/>
+          <w:position w:val="-14"/>
+          <w:lang w:val="en-US" w:eastAsia="zh-CN"/>
+        </w:rPr>
+        <w:t>)</w:t>
+      </w:r>
+    </w:p>
+    <w:p>
+      <w:pPr>
+        <w:numPr>
+          <w:ilvl w:val="0"/>
+          <w:numId w:val="0"/>
+        </w:numPr>
+        <w:ind w:left="0" w:leftChars="0" w:firstLine="0" w:firstLineChars="0"/>
+        <w:rPr>
+          <w:rFonts w:hint="default"/>
+          <w:position w:val="-14"/>
+          <w:lang w:val="en-US" w:eastAsia="zh-CN"/>
+        </w:rPr>
+      </w:pPr>
+      <w:r>
+        <w:rPr>
+          <w:rFonts w:hint="default"/>
+          <w:position w:val="-14"/>
+          <w:lang w:val="en-US" w:eastAsia="zh-CN"/>
+        </w:rPr>
+        <w:t>当太阳从 10° 降向地平线时，太阳光在大气中穿行的路径极长。这导致水平面散射辐照度与水平面直射辐照度的比例（DHI/GHI）迅速增加。</w:t>
+      </w:r>
+    </w:p>
+    <w:p>
+      <w:pPr>
+        <w:numPr>
+          <w:ilvl w:val="0"/>
+          <w:numId w:val="0"/>
+        </w:numPr>
+        <w:ind w:left="0" w:leftChars="0" w:firstLine="0" w:firstLineChars="0"/>
+        <w:rPr>
+          <w:rFonts w:hint="default"/>
+          <w:position w:val="-14"/>
+          <w:lang w:val="en-US" w:eastAsia="zh-CN"/>
+        </w:rPr>
+      </w:pPr>
+      <w:r>
+        <w:rPr>
+          <w:rFonts w:hint="default"/>
+          <w:position w:val="-14"/>
+          <w:lang w:val="en-US" w:eastAsia="zh-CN"/>
+        </w:rPr>
+        <w:t>BRDF 模型是基于经验核函数的数学拟合。当太阳处于极低角度时，这些核函数会进入数学上的不稳定区，导致计算出的 αbs数值可能出现物理上不可能的极值（如大于 1.0 或剧烈震荡</w:t>
+      </w:r>
+    </w:p>
+    <w:p>
+      <w:pPr>
+        <w:numPr>
+          <w:ilvl w:val="0"/>
+          <w:numId w:val="0"/>
+        </w:numPr>
+        <w:ind w:left="0" w:leftChars="0" w:firstLine="0" w:firstLineChars="0"/>
+        <w:rPr>
+          <w:rFonts w:hint="default"/>
+          <w:position w:val="-14"/>
+          <w:lang w:val="en-US" w:eastAsia="zh-CN"/>
+        </w:rPr>
+      </w:pPr>
+      <w:r>
+        <w:rPr>
+          <w:rFonts w:hint="default"/>
+          <w:position w:val="-14"/>
+          <w:lang w:val="en-US" w:eastAsia="zh-CN"/>
+        </w:rPr>
+        <w:t>The daily horizontal diffuse to global fraction (Kd) on the clear days was less than 0.40, while on cloudy days Kd was greater than 0.95. Al</w:t>
+      </w:r>
+      <w:r>
+        <w:rPr>
+          <w:rFonts w:hint="default"/>
+          <w:position w:val="-14"/>
+          <w:lang w:val="en-US" w:eastAsia="zh-CN"/>
+        </w:rPr>
+        <w:t/>
+      </w:r>
+      <w:r>
+        <w:rPr>
+          <w:rFonts w:hint="default"/>
+          <w:position w:val="-14"/>
+          <w:lang w:val="en-US" w:eastAsia="zh-CN"/>
+        </w:rPr>
+        <w:t>bedo increases with decreases in sun height on clear days, but only down to solar elevation angles of about 10◦ at which point the albedo de</w:t>
+      </w:r>
+      <w:r>
+        <w:rPr>
+          <w:rFonts w:hint="default"/>
+          <w:position w:val="-14"/>
+          <w:lang w:val="en-US" w:eastAsia="zh-CN"/>
+        </w:rPr>
+        <w:t/>
+      </w:r>
+      <w:r>
+        <w:rPr>
+          <w:rFonts w:hint="default"/>
+          <w:position w:val="-14"/>
+          <w:lang w:val="en-US" w:eastAsia="zh-CN"/>
+        </w:rPr>
+        <w:t xml:space="preserve">creases (Iqbal, 1983). This phenomenon occurs because the fraction of horizontal diffuse to horizontal beam irradiance rapidly increases as the solar elevation angle decreases from 10◦ toward the horizon. Therefore, we only show measurements when the sun is higher than 10◦ above the horizon in Fig. 4a, Fig. 4c, and Fig. 4e. </w:t>
+      </w:r>
+      <w:r>
+        <w:rPr>
+          <w:rFonts w:hint="eastAsia"/>
+          <w:position w:val="-14"/>
+          <w:lang w:val="en-US" w:eastAsia="zh-CN"/>
+        </w:rPr>
+        <w:t>(他没有记10°以下的数据, 说明需要修正</w:t>
+      </w:r>
+      <w:bookmarkStart w:id="0" w:name="_GoBack"/>
+      <w:bookmarkEnd w:id="0"/>
+      <w:r>
+        <w:rPr>
+          <w:rFonts w:hint="eastAsia"/>
+          <w:position w:val="-14"/>
+          <w:lang w:val="en-US" w:eastAsia="zh-CN"/>
+        </w:rPr>
+        <w:t>)</w:t>
+      </w:r>
+    </w:p>
+    <w:p>
+      <w:pPr>
+        <w:numPr>
+          <w:ilvl w:val="0"/>
+          <w:numId w:val="0"/>
+        </w:numPr>
+        <w:ind w:left="0" w:leftChars="0" w:firstLine="0" w:firstLineChars="0"/>
+        <w:rPr>
+          <w:rFonts w:hint="default"/>
+          <w:position w:val="-14"/>
+          <w:lang w:val="en-US" w:eastAsia="zh-CN"/>
+        </w:rPr>
+      </w:pPr>
+    </w:p>
+    <w:p>
+      <w:pPr>
+        <w:numPr>
+          <w:numId w:val="0"/>
+        </w:numPr>
+        <w:ind w:leftChars="0"/>
+        <w:rPr>
+          <w:rFonts w:hint="default"/>
+          <w:position w:val="-14"/>
+          <w:lang w:val="en-US" w:eastAsia="zh-CN"/>
+        </w:rPr>
+      </w:pPr>
+    </w:p>
+    <w:p>
+      <w:pPr>
+        <w:numPr>
+          <w:ilvl w:val="0"/>
+          <w:numId w:val="0"/>
+        </w:numPr>
+        <w:ind w:left="0" w:leftChars="0" w:firstLine="0" w:firstLineChars="0"/>
+        <w:rPr>
+          <w:rFonts w:hint="default"/>
+          <w:position w:val="-14"/>
+          <w:lang w:val="en-US" w:eastAsia="zh-CN"/>
+        </w:rPr>
+      </w:pPr>
+    </w:p>
+    <w:p>
+      <w:pPr>
+        <w:numPr>
+          <w:ilvl w:val="0"/>
+          <w:numId w:val="0"/>
+        </w:numPr>
+        <w:ind w:left="0" w:leftChars="0" w:firstLine="0" w:firstLineChars="0"/>
+        <w:rPr>
+          <w:rFonts w:hint="default"/>
+          <w:position w:val="-14"/>
+          <w:lang w:val="en-US" w:eastAsia="zh-CN"/>
+        </w:rPr>
+      </w:pPr>
+    </w:p>
+    <w:p>
+      <w:pPr>
+        <w:numPr>
+          <w:ilvl w:val="0"/>
+          <w:numId w:val="0"/>
+        </w:numPr>
+        <w:ind w:left="0" w:leftChars="0" w:firstLine="0" w:firstLineChars="0"/>
+        <w:rPr>
+          <w:rFonts w:hint="default"/>
+          <w:position w:val="-14"/>
+          <w:lang w:val="en-US" w:eastAsia="zh-CN"/>
+        </w:rPr>
+      </w:pPr>
+    </w:p>
+    <w:p>
+      <w:pPr>
+        <w:rPr>
+          <w:rFonts w:hint="default"/>
+          <w:b/>
+          <w:bCs/>
+          <w:color w:val="E54C5E" w:themeColor="accent6"/>
+          <w:position w:val="-14"/>
+          <w:lang w:val="en-US" w:eastAsia="zh-CN"/>
+          <w14:textFill>
+            <w14:solidFill>
+              <w14:schemeClr w14:val="accent6"/>
+            </w14:solidFill>
+          </w14:textFill>
+        </w:rPr>
+      </w:pPr>
+    </w:p>
+    <w:p>
+      <w:pPr>
+        <w:rPr>
+          <w:rFonts w:hint="default"/>
+          <w:b/>
+          <w:bCs/>
+          <w:color w:val="E54C5E" w:themeColor="accent6"/>
+          <w:position w:val="-14"/>
+          <w:lang w:val="en-US" w:eastAsia="zh-CN"/>
+          <w14:textFill>
+            <w14:solidFill>
+              <w14:schemeClr w14:val="accent6"/>
+            </w14:solidFill>
+          </w14:textFill>
+        </w:rPr>
+      </w:pPr>
+    </w:p>
+    <w:p>
+      <w:pPr>
+        <w:rPr>
+          <w:rFonts w:hint="eastAsia"/>
+          <w:position w:val="-14"/>
+          <w:lang w:val="en-US" w:eastAsia="zh-CN"/>
+        </w:rPr>
+      </w:pPr>
+      <w:r>
+        <w:rPr>
+          <w:rFonts w:hint="eastAsia"/>
+          <w:position w:val="-14"/>
+          <w:lang w:val="en-US" w:eastAsia="zh-CN"/>
+        </w:rPr>
+        <w:t>此模型还需做4个优化:</w:t>
+      </w:r>
+    </w:p>
+    <w:p>
+      <w:pPr>
+        <w:rPr>
+          <w:rFonts w:hint="default"/>
+          <w:position w:val="-14"/>
+          <w:lang w:val="en-US" w:eastAsia="zh-CN"/>
+        </w:rPr>
+      </w:pPr>
+      <w:r>
+        <w:rPr>
+          <w:rFonts w:hint="eastAsia"/>
+          <w:position w:val="-14"/>
+          <w:lang w:val="en-US" w:eastAsia="zh-CN"/>
+        </w:rPr>
+        <w:t xml:space="preserve">---&gt; </w:t>
+      </w:r>
+      <w:r>
+        <w:rPr>
+          <w:rFonts w:hint="default"/>
+          <w:position w:val="-14"/>
+          <w:lang w:val="en-US" w:eastAsia="zh-CN"/>
+        </w:rPr>
+        <w:t>雪损模型（Snow Loss Model）</w:t>
+      </w:r>
+    </w:p>
+    <w:p>
+      <w:pPr>
+        <w:rPr>
+          <w:rFonts w:hint="default"/>
+          <w:position w:val="-14"/>
+          <w:lang w:val="en-US" w:eastAsia="zh-CN"/>
+        </w:rPr>
+      </w:pPr>
+      <w:r>
+        <w:rPr>
+          <w:rFonts w:hint="eastAsia"/>
+          <w:position w:val="-14"/>
+          <w:lang w:val="en-US" w:eastAsia="zh-CN"/>
+        </w:rPr>
+        <w:t>**[论文</w:t>
+      </w:r>
+      <w:r>
+        <w:rPr>
+          <w:rFonts w:hint="default"/>
+          <w:position w:val="-14"/>
+          <w:lang w:val="en-US" w:eastAsia="zh-CN"/>
+        </w:rPr>
+        <w:t>3</w:t>
+      </w:r>
+      <w:r>
+        <w:rPr>
+          <w:rFonts w:hint="eastAsia"/>
+          <w:position w:val="-14"/>
+          <w:lang w:val="en-US" w:eastAsia="zh-CN"/>
+        </w:rPr>
+        <w:t xml:space="preserve">]: </w:t>
+      </w:r>
+      <w:r>
+        <w:rPr>
+          <w:rFonts w:hint="default"/>
+          <w:position w:val="-14"/>
+          <w:lang w:val="en-US" w:eastAsia="zh-CN"/>
+        </w:rPr>
+        <w:t>单面组件在严寒环境下冬季雪损平均达 33.12%。</w:t>
+      </w:r>
+    </w:p>
+    <w:p>
+      <w:pPr>
+        <w:rPr>
+          <w:rFonts w:hint="default"/>
+          <w:position w:val="-14"/>
+          <w:lang w:val="en-US" w:eastAsia="zh-CN"/>
+        </w:rPr>
+      </w:pPr>
+      <w:r>
+        <w:rPr>
+          <w:rFonts w:hint="default"/>
+          <w:position w:val="-14"/>
+          <w:lang w:val="en-US" w:eastAsia="zh-CN"/>
+        </w:rPr>
+        <w:t>落地逻辑（Marion 模型）：</w:t>
+      </w:r>
+    </w:p>
+    <w:p>
+      <w:pPr>
+        <w:rPr>
+          <w:rFonts w:hint="default"/>
+          <w:position w:val="-14"/>
+          <w:lang w:val="en-US" w:eastAsia="zh-CN"/>
+        </w:rPr>
+      </w:pPr>
+      <w:r>
+        <w:rPr>
+          <w:rFonts w:hint="default"/>
+          <w:position w:val="-14"/>
+          <w:lang w:val="en-US" w:eastAsia="zh-CN"/>
+        </w:rPr>
+        <w:t>判定滑动： 当 Tambient​&gt;GPOA​/(−80) 时，雪开始滑动。</w:t>
+      </w:r>
+    </w:p>
+    <w:p>
+      <w:pPr>
+        <w:rPr>
+          <w:rFonts w:hint="default"/>
+          <w:position w:val="-14"/>
+          <w:lang w:val="en-US" w:eastAsia="zh-CN"/>
+        </w:rPr>
+      </w:pPr>
+      <w:r>
+        <w:rPr>
+          <w:rFonts w:hint="default"/>
+          <w:position w:val="-14"/>
+          <w:lang w:val="en-US" w:eastAsia="zh-CN"/>
+        </w:rPr>
+        <w:t>单面板劣势： 单面板没有背面加热效应，雪滑得比双面板慢得多。</w:t>
+      </w:r>
+    </w:p>
+    <w:p>
+      <w:pPr>
+        <w:rPr>
+          <w:rFonts w:hint="default"/>
+          <w:position w:val="-14"/>
+          <w:lang w:val="en-US" w:eastAsia="zh-CN"/>
+        </w:rPr>
+      </w:pPr>
+      <w:r>
+        <w:rPr>
+          <w:rFonts w:hint="default"/>
+          <w:position w:val="-14"/>
+          <w:lang w:val="en-US" w:eastAsia="zh-CN"/>
+        </w:rPr>
+        <w:t>雪深影响： 来源 5 发现，当雪深超过 3cm 时，由于地面干扰（Ground Interference），滑动系数 sc 会从 0.4 锐减至 0.06。</w:t>
+      </w:r>
+    </w:p>
+    <w:p>
+      <w:pPr>
+        <w:rPr>
+          <w:rFonts w:hint="default"/>
+          <w:position w:val="-14"/>
+          <w:lang w:val="en-US" w:eastAsia="zh-CN"/>
+        </w:rPr>
+      </w:pPr>
+    </w:p>
+    <w:p>
+      <w:pPr>
+        <w:rPr>
+          <w:rFonts w:hint="eastAsia"/>
+          <w:position w:val="-14"/>
+          <w:lang w:val="en-US" w:eastAsia="zh-CN"/>
+        </w:rPr>
+      </w:pPr>
+      <w:r>
+        <w:rPr>
+          <w:rFonts w:hint="eastAsia"/>
+          <w:position w:val="-14"/>
+          <w:lang w:val="en-US" w:eastAsia="zh-CN"/>
+        </w:rPr>
+        <w:t>---&gt;电气失配与安装排布（Portrait vs. Landscape）</w:t>
+      </w:r>
+    </w:p>
+    <w:p>
+      <w:pPr>
+        <w:rPr>
+          <w:rFonts w:hint="eastAsia"/>
+          <w:position w:val="-14"/>
+          <w:lang w:val="en-US" w:eastAsia="zh-CN"/>
+        </w:rPr>
+      </w:pPr>
+      <w:r>
+        <w:rPr>
+          <w:rFonts w:hint="eastAsia"/>
+          <w:position w:val="-14"/>
+          <w:lang w:val="en-US" w:eastAsia="zh-CN"/>
+        </w:rPr>
+        <w:t>模型目前计算的是“面”的辐照度，但实际发电取决于“组串”的电流。</w:t>
+      </w:r>
+    </w:p>
+    <w:p>
+      <w:pPr>
+        <w:rPr>
+          <w:rFonts w:hint="eastAsia"/>
+          <w:position w:val="-14"/>
+          <w:lang w:val="en-US" w:eastAsia="zh-CN"/>
+        </w:rPr>
+      </w:pPr>
+      <w:r>
+        <w:rPr>
+          <w:rFonts w:hint="eastAsia"/>
+          <w:position w:val="-14"/>
+          <w:lang w:val="en-US" w:eastAsia="zh-CN"/>
+        </w:rPr>
+        <w:t>阴影特征：积雪通常从顶部下滑并堆积在组件底部。</w:t>
+      </w:r>
+    </w:p>
+    <w:p>
+      <w:pPr>
+        <w:rPr>
+          <w:rFonts w:hint="eastAsia"/>
+          <w:position w:val="-14"/>
+          <w:lang w:val="en-US" w:eastAsia="zh-CN"/>
+        </w:rPr>
+      </w:pPr>
+      <w:r>
+        <w:rPr>
+          <w:rFonts w:hint="eastAsia"/>
+          <w:position w:val="-14"/>
+          <w:lang w:val="en-US" w:eastAsia="zh-CN"/>
+        </w:rPr>
+        <w:t>排布影响：</w:t>
+      </w:r>
+    </w:p>
+    <w:p>
+      <w:pPr>
+        <w:rPr>
+          <w:rFonts w:hint="eastAsia"/>
+          <w:position w:val="-14"/>
+          <w:lang w:val="en-US" w:eastAsia="zh-CN"/>
+        </w:rPr>
+      </w:pPr>
+      <w:r>
+        <w:rPr>
+          <w:rFonts w:hint="eastAsia"/>
+          <w:position w:val="-14"/>
+          <w:lang w:val="en-US" w:eastAsia="zh-CN"/>
+        </w:rPr>
+        <w:t>纵向（Portrait）： 即使只有底部 10% 的雪，也会切断整个组串电流，导致 100% 功率损失。</w:t>
+      </w:r>
+    </w:p>
+    <w:p>
+      <w:pPr>
+        <w:rPr>
+          <w:rFonts w:hint="eastAsia"/>
+          <w:position w:val="-14"/>
+          <w:lang w:val="en-US" w:eastAsia="zh-CN"/>
+        </w:rPr>
+      </w:pPr>
+      <w:r>
+        <w:rPr>
+          <w:rFonts w:hint="eastAsia"/>
+          <w:position w:val="-14"/>
+          <w:lang w:val="en-US" w:eastAsia="zh-CN"/>
+        </w:rPr>
+        <w:t>横向（Landscape）： 配合旁路二极管，可以保留上方未遮挡区域的电力。</w:t>
+      </w:r>
+    </w:p>
+    <w:p>
+      <w:pPr>
+        <w:rPr>
+          <w:rFonts w:hint="eastAsia"/>
+          <w:position w:val="-14"/>
+          <w:lang w:val="en-US" w:eastAsia="zh-CN"/>
+        </w:rPr>
+      </w:pPr>
+      <w:r>
+        <w:rPr>
+          <w:rFonts w:hint="eastAsia"/>
+          <w:position w:val="-14"/>
+          <w:lang w:val="en-US" w:eastAsia="zh-CN"/>
+        </w:rPr>
+        <w:t>对 DW 的优化意义： 如果最优β较小，必须在模型中加入一个“布局折减因子”,或者强制建议在南极采用横向排布。</w:t>
+      </w:r>
+    </w:p>
+    <w:p>
+      <w:pPr>
+        <w:rPr>
+          <w:rFonts w:hint="default"/>
+          <w:position w:val="-14"/>
+          <w:lang w:val="en-US" w:eastAsia="zh-CN"/>
+        </w:rPr>
+      </w:pPr>
+    </w:p>
+    <w:p>
+      <w:pPr>
+        <w:rPr>
+          <w:rFonts w:hint="eastAsia"/>
+          <w:position w:val="-14"/>
+          <w:lang w:val="en-US" w:eastAsia="zh-CN"/>
+        </w:rPr>
+      </w:pPr>
+      <w:r>
+        <w:rPr>
+          <w:rFonts w:hint="eastAsia"/>
+          <w:position w:val="-14"/>
+          <w:lang w:val="en-US" w:eastAsia="zh-CN"/>
+        </w:rPr>
+        <w:t>---&gt;阵列自遮挡（Ground Self-Shading）</w:t>
+      </w:r>
+    </w:p>
+    <w:p>
+      <w:pPr>
+        <w:rPr>
+          <w:rFonts w:hint="eastAsia"/>
+          <w:position w:val="-14"/>
+          <w:lang w:val="en-US" w:eastAsia="zh-CN"/>
+        </w:rPr>
+      </w:pPr>
+      <w:r>
+        <w:rPr>
+          <w:rFonts w:hint="eastAsia"/>
+          <w:position w:val="-14"/>
+          <w:lang w:val="en-US" w:eastAsia="zh-CN"/>
+        </w:rPr>
+        <w:t>[论文2] 光伏阵列会在地面投射长阴影。</w:t>
+      </w:r>
+    </w:p>
+    <w:p>
+      <w:pPr>
+        <w:rPr>
+          <w:rFonts w:hint="eastAsia"/>
+          <w:position w:val="-14"/>
+          <w:lang w:val="en-US" w:eastAsia="zh-CN"/>
+        </w:rPr>
+      </w:pPr>
+      <w:r>
+        <w:rPr>
+          <w:rFonts w:hint="eastAsia"/>
+          <w:position w:val="-14"/>
+          <w:lang w:val="en-US" w:eastAsia="zh-CN"/>
+        </w:rPr>
+        <w:t>GD 项假设地面是全亮的，但在南极极低太阳角下，组件前面的地面很大一部分处于阵列自身的阴影中。</w:t>
+      </w:r>
+    </w:p>
+    <w:p>
+      <w:pPr>
+        <w:rPr>
+          <w:rFonts w:hint="eastAsia"/>
+          <w:position w:val="-14"/>
+          <w:lang w:val="en-US" w:eastAsia="zh-CN"/>
+        </w:rPr>
+      </w:pPr>
+      <w:r>
+        <w:rPr>
+          <w:rFonts w:hint="eastAsia"/>
+          <w:position w:val="-14"/>
+          <w:lang w:val="en-US" w:eastAsia="zh-CN"/>
+        </w:rPr>
+        <w:t>需要对 αeff</w:t>
+      </w:r>
+      <w:r>
+        <w:rPr>
+          <w:rFonts w:hint="default"/>
+          <w:position w:val="-14"/>
+          <w:lang w:val="en-US" w:eastAsia="zh-CN"/>
+        </w:rPr>
+        <w:t>’</w:t>
+      </w:r>
+      <w:r>
+        <w:rPr>
+          <w:rFonts w:hint="eastAsia"/>
+          <w:position w:val="-14"/>
+          <w:lang w:val="en-US" w:eastAsia="zh-CN"/>
+        </w:rPr>
+        <w:t>(t) 项进行几何阴影折减。如果光伏板“看到”的地面 50% 是黑的，那么反射项的贡献也要减半。</w:t>
+      </w:r>
+    </w:p>
+    <w:p>
+      <w:pPr>
+        <w:rPr>
+          <w:rFonts w:hint="default"/>
+          <w:position w:val="-14"/>
+          <w:lang w:val="en-US" w:eastAsia="zh-CN"/>
+        </w:rPr>
+      </w:pPr>
+    </w:p>
+    <w:p>
+      <w:pPr>
+        <w:rPr>
+          <w:rFonts w:hint="default"/>
+          <w:position w:val="-14"/>
+          <w:lang w:val="en-US" w:eastAsia="zh-CN"/>
+        </w:rPr>
+      </w:pPr>
+      <w:r>
+        <w:rPr>
+          <w:rFonts w:hint="eastAsia"/>
+          <w:position w:val="-14"/>
+          <w:lang w:val="en-US" w:eastAsia="zh-CN"/>
+        </w:rPr>
+        <w:t>---&gt;双面或许更优</w:t>
+      </w:r>
+    </w:p>
+    <w:p>
+      <w:pPr>
+        <w:rPr>
+          <w:rFonts w:hint="default"/>
+          <w:position w:val="-14"/>
+          <w:lang w:val="en-US" w:eastAsia="zh-CN"/>
+        </w:rPr>
+      </w:pPr>
+    </w:p>
+    <w:p>
+      <w:pPr>
+        <w:rPr>
+          <w:rFonts w:hint="default"/>
+          <w:position w:val="-14"/>
+          <w:lang w:val="en-US" w:eastAsia="zh-CN"/>
+        </w:rPr>
+      </w:pPr>
+      <w:r>
+        <w:rPr>
+          <w:rFonts w:hint="eastAsia"/>
+          <w:position w:val="-14"/>
+          <w:lang w:val="en-US" w:eastAsia="zh-CN"/>
+        </w:rPr>
+        <w:t>------------------------------------------------------------------------------------------------------------------------------</w:t>
+      </w:r>
+    </w:p>
+    <w:p>
+      <w:pPr>
+        <w:numPr>
+          <w:ilvl w:val="0"/>
+          <w:numId w:val="2"/>
         </w:numPr>
         <w:rPr>
           <w:sz w:val="28"/>
@@ -2883,7 +3872,26 @@
       </w:pPr>
     </w:lvl>
   </w:abstractNum>
+  <w:abstractNum w:abstractNumId="1">
+    <w:nsid w:val="A3EB3B86"/>
+    <w:multiLevelType w:val="singleLevel"/>
+    <w:tmpl w:val="A3EB3B86"/>
+    <w:lvl w:ilvl="0" w:tentative="0">
+      <w:start w:val="1"/>
+      <w:numFmt w:val="decimal"/>
+      <w:lvlText w:val="%1."/>
+      <w:lvlJc w:val="left"/>
+      <w:pPr>
+        <w:tabs>
+          <w:tab w:val="left" w:pos="312"/>
+        </w:tabs>
+      </w:pPr>
+    </w:lvl>
+  </w:abstractNum>
   <w:num w:numId="1">
+    <w:abstractNumId w:val="1"/>
+  </w:num>
+  <w:num w:numId="2">
     <w:abstractNumId w:val="0"/>
   </w:num>
 </w:numbering>

--- a/research_materials/system_design/Derivation_WANG_HAOXIN.docx
+++ b/research_materials/system_design/Derivation_WANG_HAOXIN.docx
@@ -2037,6 +2037,7 @@
     <w:p>
       <w:pPr>
         <w:numPr>
+          <w:ilvl w:val="0"/>
           <w:numId w:val="0"/>
         </w:numPr>
         <w:rPr>
@@ -2073,6 +2074,7 @@
     <w:p>
       <w:pPr>
         <w:numPr>
+          <w:ilvl w:val="0"/>
           <w:numId w:val="0"/>
         </w:numPr>
         <w:rPr>
@@ -2097,6 +2099,7 @@
     <w:p>
       <w:pPr>
         <w:numPr>
+          <w:ilvl w:val="0"/>
           <w:numId w:val="0"/>
         </w:numPr>
         <w:rPr>
@@ -2109,6 +2112,7 @@
     <w:p>
       <w:pPr>
         <w:numPr>
+          <w:ilvl w:val="0"/>
           <w:numId w:val="0"/>
         </w:numPr>
         <w:rPr>
@@ -2147,6 +2151,7 @@
     <w:p>
       <w:pPr>
         <w:numPr>
+          <w:ilvl w:val="0"/>
           <w:numId w:val="0"/>
         </w:numPr>
         <w:rPr>
@@ -2185,6 +2190,7 @@
     <w:p>
       <w:pPr>
         <w:numPr>
+          <w:ilvl w:val="0"/>
           <w:numId w:val="0"/>
         </w:numPr>
         <w:ind w:firstLine="420" w:firstLineChars="0"/>
@@ -2256,6 +2262,7 @@
     <w:p>
       <w:pPr>
         <w:numPr>
+          <w:ilvl w:val="0"/>
           <w:numId w:val="0"/>
         </w:numPr>
         <w:rPr>
@@ -2268,6 +2275,7 @@
     <w:p>
       <w:pPr>
         <w:numPr>
+          <w:ilvl w:val="0"/>
           <w:numId w:val="0"/>
         </w:numPr>
         <w:rPr>
@@ -2385,6 +2393,7 @@
     <w:p>
       <w:pPr>
         <w:numPr>
+          <w:ilvl w:val="0"/>
           <w:numId w:val="0"/>
         </w:numPr>
         <w:ind w:leftChars="0"/>
@@ -2469,55 +2478,7 @@
           <w:position w:val="-14"/>
           <w:lang w:val="en-US" w:eastAsia="zh-CN"/>
         </w:rPr>
-        <w:t>In principle, the calculation of albedo from BRDF requires the 5- dimensional integration of the product of spectrally and angularly resolved incident radiance with the spectrally resolved BRDF. This is complex and requires more information than is typically available. For simplicity, it is convenient to separate into two components: White-sky albedo αws and black-sky albedo αbs, representing diffuse and direct illumination components respectively. αws is calculated from a bi</w:t>
-      </w:r>
-      <w:r>
-        <w:rPr>
-          <w:rFonts w:hint="default"/>
-          <w:position w:val="-14"/>
-          <w:lang w:val="en-US" w:eastAsia="zh-CN"/>
-        </w:rPr>
-        <w:t/>
-      </w:r>
-      <w:r>
-        <w:rPr>
-          <w:rFonts w:hint="default"/>
-          <w:position w:val="-14"/>
-          <w:lang w:val="en-US" w:eastAsia="zh-CN"/>
-        </w:rPr>
-        <w:t>hemispherical integral of the surface BRDF assuming an isotropic light source (diffuse sky). αbs is calculated from a single hemispherical inte</w:t>
-      </w:r>
-      <w:r>
-        <w:rPr>
-          <w:rFonts w:hint="default"/>
-          <w:position w:val="-14"/>
-          <w:lang w:val="en-US" w:eastAsia="zh-CN"/>
-        </w:rPr>
-        <w:t/>
-      </w:r>
-      <w:r>
-        <w:rPr>
-          <w:rFonts w:hint="default"/>
-          <w:position w:val="-14"/>
-          <w:lang w:val="en-US" w:eastAsia="zh-CN"/>
-        </w:rPr>
-        <w:t>gral of the BRDF assuming that all incoming light is from a single di</w:t>
-      </w:r>
-      <w:r>
-        <w:rPr>
-          <w:rFonts w:hint="default"/>
-          <w:position w:val="-14"/>
-          <w:lang w:val="en-US" w:eastAsia="zh-CN"/>
-        </w:rPr>
-        <w:t/>
-      </w:r>
-      <w:r>
-        <w:rPr>
-          <w:rFonts w:hint="default"/>
-          <w:position w:val="-14"/>
-          <w:lang w:val="en-US" w:eastAsia="zh-CN"/>
-        </w:rPr>
-        <w:t xml:space="preserve">rection (the Sun). αbs is a function of solar zenith angle θSun, whereas αws is independent of the Sun’s position. The total albedo α estimated from a weighted sum of these sources: </w:t>
+        <w:t xml:space="preserve">In principle, the calculation of albedo from BRDF requires the 5- dimensional integration of the product of spectrally and angularly resolved incident radiance with the spectrally resolved BRDF. This is complex and requires more information than is typically available. For simplicity, it is convenient to separate into two components: White-sky albedo αws and black-sky albedo αbs, representing diffuse and direct illumination components respectively. αws is calculated from a bihemispherical integral of the surface BRDF assuming an isotropic light source (diffuse sky). αbs is calculated from a single hemispherical integral of the BRDF assuming that all incoming light is from a single direction (the Sun). αbs is a function of solar zenith angle θSun, whereas αws is independent of the Sun’s position. The total albedo α estimated from a weighted sum of these sources: </w:t>
       </w:r>
     </w:p>
     <w:p>
@@ -2585,6 +2546,7 @@
     <w:p>
       <w:pPr>
         <w:numPr>
+          <w:ilvl w:val="0"/>
           <w:numId w:val="0"/>
         </w:numPr>
         <w:ind w:leftChars="0"/>
@@ -2690,57 +2652,15 @@
           <w:position w:val="-14"/>
           <w:lang w:val="en-US" w:eastAsia="zh-CN"/>
         </w:rPr>
-        <w:t>The daily horizontal diffuse to global fraction (Kd) on the clear days was less than 0.40, while on cloudy days Kd was greater than 0.95. Al</w:t>
-      </w:r>
-      <w:r>
-        <w:rPr>
-          <w:rFonts w:hint="default"/>
-          <w:position w:val="-14"/>
-          <w:lang w:val="en-US" w:eastAsia="zh-CN"/>
-        </w:rPr>
-        <w:t/>
-      </w:r>
-      <w:r>
-        <w:rPr>
-          <w:rFonts w:hint="default"/>
-          <w:position w:val="-14"/>
-          <w:lang w:val="en-US" w:eastAsia="zh-CN"/>
-        </w:rPr>
-        <w:t>bedo increases with decreases in sun height on clear days, but only down to solar elevation angles of about 10◦ at which point the albedo de</w:t>
-      </w:r>
-      <w:r>
-        <w:rPr>
-          <w:rFonts w:hint="default"/>
-          <w:position w:val="-14"/>
-          <w:lang w:val="en-US" w:eastAsia="zh-CN"/>
-        </w:rPr>
-        <w:t/>
-      </w:r>
-      <w:r>
-        <w:rPr>
-          <w:rFonts w:hint="default"/>
-          <w:position w:val="-14"/>
-          <w:lang w:val="en-US" w:eastAsia="zh-CN"/>
-        </w:rPr>
-        <w:t xml:space="preserve">creases (Iqbal, 1983). This phenomenon occurs because the fraction of horizontal diffuse to horizontal beam irradiance rapidly increases as the solar elevation angle decreases from 10◦ toward the horizon. Therefore, we only show measurements when the sun is higher than 10◦ above the horizon in Fig. 4a, Fig. 4c, and Fig. 4e. </w:t>
-      </w:r>
-      <w:r>
-        <w:rPr>
-          <w:rFonts w:hint="eastAsia"/>
-          <w:position w:val="-14"/>
-          <w:lang w:val="en-US" w:eastAsia="zh-CN"/>
-        </w:rPr>
-        <w:t>(他没有记10°以下的数据, 说明需要修正</w:t>
-      </w:r>
-      <w:bookmarkStart w:id="0" w:name="_GoBack"/>
-      <w:bookmarkEnd w:id="0"/>
-      <w:r>
-        <w:rPr>
-          <w:rFonts w:hint="eastAsia"/>
-          <w:position w:val="-14"/>
-          <w:lang w:val="en-US" w:eastAsia="zh-CN"/>
-        </w:rPr>
-        <w:t>)</w:t>
+        <w:t xml:space="preserve">The daily horizontal diffuse to global fraction (Kd) on the clear days was less than 0.40, while on cloudy days Kd was greater than 0.95. Albedo increases with decreases in sun height on clear days, but only down to solar elevation angles of about 10◦ at which point the albedo decreases (Iqbal, 1983). This phenomenon occurs because the fraction of horizontal diffuse to horizontal beam irradiance rapidly increases as the solar elevation angle decreases from 10◦ toward the horizon. Therefore, we only show measurements when the sun is higher than 10◦ above the horizon in Fig. 4a, Fig. 4c, and Fig. 4e. </w:t>
+      </w:r>
+      <w:r>
+        <w:rPr>
+          <w:rFonts w:hint="eastAsia"/>
+          <w:position w:val="-14"/>
+          <w:lang w:val="en-US" w:eastAsia="zh-CN"/>
+        </w:rPr>
+        <w:t>(他没有记10°以下的数据, 说明需要修正)</w:t>
       </w:r>
     </w:p>
     <w:p>
@@ -2760,6 +2680,7 @@
     <w:p>
       <w:pPr>
         <w:numPr>
+          <w:ilvl w:val="0"/>
           <w:numId w:val="0"/>
         </w:numPr>
         <w:ind w:leftChars="0"/>
@@ -3841,7 +3762,279 @@
           <w:sz w:val="16"/>
           <w:szCs w:val="16"/>
         </w:rPr>
-        <w:t>is a good predictor of backside spectral effects. When the high-resolution measurements are truncated to 4 to 8 carefully selected wavelengths, we find that this limited measurement resolution sufficiently captures the sea-sonal spectral albedo fluctuations that influence bifacial photovoltaic energy production. Finally, to alleviate the dearth of spectral datasets presently available to the PV community, the spectral irradiance and albedo mea-surements are made freely available in open access format</w:t>
+        <w:t>is a good predictor of backside spectral effects. When the high-resolution measurements are truncated to 4 to 8 carefully selected wavelengths, we find that this limited measurement resolution sufficiently captures the sea-sonal spectral albedo fluctuations that influence bifacial photovoltaic energy production. Finally, to alleviate the dearth of spectral datasets presently available to the PV community, the spectral irradiance and albedo mea-surements</w:t>
+      </w:r>
+      <w:r>
+        <w:rPr>
+          <w:rFonts w:hint="default" w:ascii="Google Sans Text" w:hAnsi="Google Sans Text" w:eastAsia="Google Sans Text" w:cs="Google Sans Text"/>
+          <w:b/>
+          <w:bCs/>
+          <w:i w:val="0"/>
+          <w:iCs w:val="0"/>
+          <w:caps w:val="0"/>
+          <w:color w:val="1B1B1C"/>
+          <w:spacing w:val="0"/>
+          <w:sz w:val="16"/>
+          <w:szCs w:val="16"/>
+        </w:rPr>
+        <w:drawing>
+          <wp:inline distT="0" distB="0" distL="114300" distR="114300">
+            <wp:extent cx="5266690" cy="2633345"/>
+            <wp:effectExtent l="0" t="0" r="3810" b="8255"/>
+            <wp:docPr id="6" name="图片 6" descr="prism_avg_irradiance_and_energy_base10_20260819_224537"/>
+            <wp:cNvGraphicFramePr>
+              <a:graphicFrameLocks xmlns:a="http://schemas.openxmlformats.org/drawingml/2006/main" noChangeAspect="1"/>
+            </wp:cNvGraphicFramePr>
+            <a:graphic xmlns:a="http://schemas.openxmlformats.org/drawingml/2006/main">
+              <a:graphicData uri="http://schemas.openxmlformats.org/drawingml/2006/picture">
+                <pic:pic xmlns:pic="http://schemas.openxmlformats.org/drawingml/2006/picture">
+                  <pic:nvPicPr>
+                    <pic:cNvPr id="6" name="图片 6" descr="prism_avg_irradiance_and_energy_base10_20260819_224537"/>
+                    <pic:cNvPicPr>
+                      <a:picLocks noChangeAspect="1"/>
+                    </pic:cNvPicPr>
+                  </pic:nvPicPr>
+                  <pic:blipFill>
+                    <a:blip r:embed="rId15"/>
+                    <a:stretch>
+                      <a:fillRect/>
+                    </a:stretch>
+                  </pic:blipFill>
+                  <pic:spPr>
+                    <a:xfrm>
+                      <a:off x="0" y="0"/>
+                      <a:ext cx="5266690" cy="2633345"/>
+                    </a:xfrm>
+                    <a:prstGeom prst="rect">
+                      <a:avLst/>
+                    </a:prstGeom>
+                  </pic:spPr>
+                </pic:pic>
+              </a:graphicData>
+            </a:graphic>
+          </wp:inline>
+        </w:drawing>
+      </w:r>
+      <w:r>
+        <w:rPr>
+          <w:rFonts w:hint="default" w:ascii="Google Sans Text" w:hAnsi="Google Sans Text" w:eastAsia="Google Sans Text" w:cs="Google Sans Text"/>
+          <w:b/>
+          <w:bCs/>
+          <w:i w:val="0"/>
+          <w:iCs w:val="0"/>
+          <w:caps w:val="0"/>
+          <w:color w:val="1B1B1C"/>
+          <w:spacing w:val="0"/>
+          <w:sz w:val="16"/>
+          <w:szCs w:val="16"/>
+        </w:rPr>
+        <w:drawing>
+          <wp:inline distT="0" distB="0" distL="114300" distR="114300">
+            <wp:extent cx="5266690" cy="2633345"/>
+            <wp:effectExtent l="0" t="0" r="3810" b="8255"/>
+            <wp:docPr id="5" name="图片 5" descr="prism_avg_irradiance_and_energy_base30_20260823_110602"/>
+            <wp:cNvGraphicFramePr>
+              <a:graphicFrameLocks xmlns:a="http://schemas.openxmlformats.org/drawingml/2006/main" noChangeAspect="1"/>
+            </wp:cNvGraphicFramePr>
+            <a:graphic xmlns:a="http://schemas.openxmlformats.org/drawingml/2006/main">
+              <a:graphicData uri="http://schemas.openxmlformats.org/drawingml/2006/picture">
+                <pic:pic xmlns:pic="http://schemas.openxmlformats.org/drawingml/2006/picture">
+                  <pic:nvPicPr>
+                    <pic:cNvPr id="5" name="图片 5" descr="prism_avg_irradiance_and_energy_base30_20260823_110602"/>
+                    <pic:cNvPicPr>
+                      <a:picLocks noChangeAspect="1"/>
+                    </pic:cNvPicPr>
+                  </pic:nvPicPr>
+                  <pic:blipFill>
+                    <a:blip r:embed="rId16"/>
+                    <a:stretch>
+                      <a:fillRect/>
+                    </a:stretch>
+                  </pic:blipFill>
+                  <pic:spPr>
+                    <a:xfrm>
+                      <a:off x="0" y="0"/>
+                      <a:ext cx="5266690" cy="2633345"/>
+                    </a:xfrm>
+                    <a:prstGeom prst="rect">
+                      <a:avLst/>
+                    </a:prstGeom>
+                  </pic:spPr>
+                </pic:pic>
+              </a:graphicData>
+            </a:graphic>
+          </wp:inline>
+        </w:drawing>
+      </w:r>
+      <w:r>
+        <w:rPr>
+          <w:rFonts w:hint="default" w:ascii="Google Sans Text" w:hAnsi="Google Sans Text" w:eastAsia="Google Sans Text" w:cs="Google Sans Text"/>
+          <w:b/>
+          <w:bCs/>
+          <w:i w:val="0"/>
+          <w:iCs w:val="0"/>
+          <w:caps w:val="0"/>
+          <w:color w:val="1B1B1C"/>
+          <w:spacing w:val="0"/>
+          <w:sz w:val="16"/>
+          <w:szCs w:val="16"/>
+        </w:rPr>
+        <w:drawing>
+          <wp:inline distT="0" distB="0" distL="114300" distR="114300">
+            <wp:extent cx="5266690" cy="2633345"/>
+            <wp:effectExtent l="0" t="0" r="3810" b="8255"/>
+            <wp:docPr id="4" name="图片 4" descr="prism_avg_irradiance_and_energy_base50_20260823_111547"/>
+            <wp:cNvGraphicFramePr>
+              <a:graphicFrameLocks xmlns:a="http://schemas.openxmlformats.org/drawingml/2006/main" noChangeAspect="1"/>
+            </wp:cNvGraphicFramePr>
+            <a:graphic xmlns:a="http://schemas.openxmlformats.org/drawingml/2006/main">
+              <a:graphicData uri="http://schemas.openxmlformats.org/drawingml/2006/picture">
+                <pic:pic xmlns:pic="http://schemas.openxmlformats.org/drawingml/2006/picture">
+                  <pic:nvPicPr>
+                    <pic:cNvPr id="4" name="图片 4" descr="prism_avg_irradiance_and_energy_base50_20260823_111547"/>
+                    <pic:cNvPicPr>
+                      <a:picLocks noChangeAspect="1"/>
+                    </pic:cNvPicPr>
+                  </pic:nvPicPr>
+                  <pic:blipFill>
+                    <a:blip r:embed="rId17"/>
+                    <a:stretch>
+                      <a:fillRect/>
+                    </a:stretch>
+                  </pic:blipFill>
+                  <pic:spPr>
+                    <a:xfrm>
+                      <a:off x="0" y="0"/>
+                      <a:ext cx="5266690" cy="2633345"/>
+                    </a:xfrm>
+                    <a:prstGeom prst="rect">
+                      <a:avLst/>
+                    </a:prstGeom>
+                  </pic:spPr>
+                </pic:pic>
+              </a:graphicData>
+            </a:graphic>
+          </wp:inline>
+        </w:drawing>
+      </w:r>
+      <w:r>
+        <w:rPr>
+          <w:rFonts w:hint="default" w:ascii="Google Sans Text" w:hAnsi="Google Sans Text" w:eastAsia="Google Sans Text" w:cs="Google Sans Text"/>
+          <w:b/>
+          <w:bCs/>
+          <w:i w:val="0"/>
+          <w:iCs w:val="0"/>
+          <w:caps w:val="0"/>
+          <w:color w:val="1B1B1C"/>
+          <w:spacing w:val="0"/>
+          <w:sz w:val="16"/>
+          <w:szCs w:val="16"/>
+        </w:rPr>
+        <w:drawing>
+          <wp:inline distT="0" distB="0" distL="114300" distR="114300">
+            <wp:extent cx="5266690" cy="2633345"/>
+            <wp:effectExtent l="0" t="0" r="3810" b="8255"/>
+            <wp:docPr id="2" name="图片 2" descr="prism_avg_irradiance_and_energy_base60_20260823_112724"/>
+            <wp:cNvGraphicFramePr>
+              <a:graphicFrameLocks xmlns:a="http://schemas.openxmlformats.org/drawingml/2006/main" noChangeAspect="1"/>
+            </wp:cNvGraphicFramePr>
+            <a:graphic xmlns:a="http://schemas.openxmlformats.org/drawingml/2006/main">
+              <a:graphicData uri="http://schemas.openxmlformats.org/drawingml/2006/picture">
+                <pic:pic xmlns:pic="http://schemas.openxmlformats.org/drawingml/2006/picture">
+                  <pic:nvPicPr>
+                    <pic:cNvPr id="2" name="图片 2" descr="prism_avg_irradiance_and_energy_base60_20260823_112724"/>
+                    <pic:cNvPicPr>
+                      <a:picLocks noChangeAspect="1"/>
+                    </pic:cNvPicPr>
+                  </pic:nvPicPr>
+                  <pic:blipFill>
+                    <a:blip r:embed="rId18"/>
+                    <a:stretch>
+                      <a:fillRect/>
+                    </a:stretch>
+                  </pic:blipFill>
+                  <pic:spPr>
+                    <a:xfrm>
+                      <a:off x="0" y="0"/>
+                      <a:ext cx="5266690" cy="2633345"/>
+                    </a:xfrm>
+                    <a:prstGeom prst="rect">
+                      <a:avLst/>
+                    </a:prstGeom>
+                  </pic:spPr>
+                </pic:pic>
+              </a:graphicData>
+            </a:graphic>
+          </wp:inline>
+        </w:drawing>
+      </w:r>
+      <w:r>
+        <w:rPr>
+          <w:rFonts w:hint="default" w:ascii="Google Sans Text" w:hAnsi="Google Sans Text" w:eastAsia="Google Sans Text" w:cs="Google Sans Text"/>
+          <w:b/>
+          <w:bCs/>
+          <w:i w:val="0"/>
+          <w:iCs w:val="0"/>
+          <w:caps w:val="0"/>
+          <w:color w:val="1B1B1C"/>
+          <w:spacing w:val="0"/>
+          <w:sz w:val="16"/>
+          <w:szCs w:val="16"/>
+        </w:rPr>
+        <w:drawing>
+          <wp:inline distT="0" distB="0" distL="114300" distR="114300">
+            <wp:extent cx="5266690" cy="2633345"/>
+            <wp:effectExtent l="0" t="0" r="3810" b="8255"/>
+            <wp:docPr id="1" name="图片 1" descr="prism_avg_irradiance_and_energy"/>
+            <wp:cNvGraphicFramePr>
+              <a:graphicFrameLocks xmlns:a="http://schemas.openxmlformats.org/drawingml/2006/main" noChangeAspect="1"/>
+            </wp:cNvGraphicFramePr>
+            <a:graphic xmlns:a="http://schemas.openxmlformats.org/drawingml/2006/main">
+              <a:graphicData uri="http://schemas.openxmlformats.org/drawingml/2006/picture">
+                <pic:pic xmlns:pic="http://schemas.openxmlformats.org/drawingml/2006/picture">
+                  <pic:nvPicPr>
+                    <pic:cNvPr id="1" name="图片 1" descr="prism_avg_irradiance_and_energy"/>
+                    <pic:cNvPicPr>
+                      <a:picLocks noChangeAspect="1"/>
+                    </pic:cNvPicPr>
+                  </pic:nvPicPr>
+                  <pic:blipFill>
+                    <a:blip r:embed="rId19"/>
+                    <a:stretch>
+                      <a:fillRect/>
+                    </a:stretch>
+                  </pic:blipFill>
+                  <pic:spPr>
+                    <a:xfrm>
+                      <a:off x="0" y="0"/>
+                      <a:ext cx="5266690" cy="2633345"/>
+                    </a:xfrm>
+                    <a:prstGeom prst="rect">
+                      <a:avLst/>
+                    </a:prstGeom>
+                  </pic:spPr>
+                </pic:pic>
+              </a:graphicData>
+            </a:graphic>
+          </wp:inline>
+        </w:drawing>
+      </w:r>
+      <w:bookmarkStart w:id="0" w:name="_GoBack"/>
+      <w:bookmarkEnd w:id="0"/>
+      <w:r>
+        <w:rPr>
+          <w:rFonts w:hint="default" w:ascii="Google Sans Text" w:hAnsi="Google Sans Text" w:eastAsia="Google Sans Text" w:cs="Google Sans Text"/>
+          <w:b/>
+          <w:bCs/>
+          <w:i w:val="0"/>
+          <w:iCs w:val="0"/>
+          <w:caps w:val="0"/>
+          <w:color w:val="1B1B1C"/>
+          <w:spacing w:val="0"/>
+          <w:sz w:val="16"/>
+          <w:szCs w:val="16"/>
+        </w:rPr>
+        <w:t xml:space="preserve"> are made freely available in open access format</w:t>
       </w:r>
     </w:p>
     <w:sectPr>
@@ -4004,7 +4197,7 @@
     <w:lsdException w:unhideWhenUsed="0" w:uiPriority="0" w:semiHidden="0" w:name="HTML Acronym"/>
     <w:lsdException w:unhideWhenUsed="0" w:uiPriority="0" w:semiHidden="0" w:name="HTML Address"/>
     <w:lsdException w:unhideWhenUsed="0" w:uiPriority="0" w:semiHidden="0" w:name="HTML Cite"/>
-    <w:lsdException w:unhideWhenUsed="0" w:uiPriority="0" w:semiHidden="0" w:name="HTML Code"/>
+    <w:lsdException w:qFormat="1" w:unhideWhenUsed="0" w:uiPriority="0" w:semiHidden="0" w:name="HTML Code"/>
     <w:lsdException w:unhideWhenUsed="0" w:uiPriority="0" w:semiHidden="0" w:name="HTML Definition"/>
     <w:lsdException w:unhideWhenUsed="0" w:uiPriority="0" w:semiHidden="0" w:name="HTML Keyboard"/>
     <w:lsdException w:unhideWhenUsed="0" w:uiPriority="0" w:semiHidden="0" w:name="HTML Preformatted"/>
@@ -4196,6 +4389,7 @@
   <w:style w:type="character" w:styleId="4">
     <w:name w:val="HTML Code"/>
     <w:basedOn w:val="3"/>
+    <w:qFormat/>
     <w:uiPriority w:val="0"/>
     <w:rPr>
       <w:rFonts w:ascii="Courier New" w:hAnsi="Courier New"/>
